--- a/Dokumentációk/Felhasználói kézikönyv.docx
+++ b/Dokumentációk/Felhasználói kézikönyv.docx
@@ -1070,10 +1070,6 @@
         <w:p>
           <w:pPr>
             <w:pStyle w:val="TJ1"/>
-            <w:numPr>
-              <w:ilvl w:val="0"/>
-              <w:numId w:val="59"/>
-            </w:numPr>
             <w:rPr>
               <w:rFonts w:asciiTheme="minorHAnsi" w:eastAsiaTheme="minorEastAsia" w:hAnsiTheme="minorHAnsi" w:cstheme="minorBidi"/>
               <w:noProof/>
@@ -1091,7 +1087,7 @@
           <w:r>
             <w:fldChar w:fldCharType="separate"/>
           </w:r>
-          <w:hyperlink w:anchor="_Toc221001080" w:history="1">
+          <w:hyperlink w:anchor="_Toc225672551" w:history="1">
             <w:r>
               <w:rPr>
                 <w:rStyle w:val="Hiperhivatkozs"/>
@@ -1118,7 +1114,7 @@
                 <w:noProof/>
                 <w:webHidden/>
               </w:rPr>
-              <w:instrText xml:space="preserve"> PAGEREF _Toc221001080 \h </w:instrText>
+              <w:instrText xml:space="preserve"> PAGEREF _Toc225672551 \h </w:instrText>
             </w:r>
             <w:r>
               <w:rPr>
@@ -1154,7 +1150,7 @@
             <w:pStyle w:val="TJ2"/>
             <w:numPr>
               <w:ilvl w:val="1"/>
-              <w:numId w:val="59"/>
+              <w:numId w:val="61"/>
             </w:numPr>
             <w:rPr>
               <w:rFonts w:asciiTheme="minorHAnsi" w:eastAsiaTheme="minorEastAsia" w:hAnsiTheme="minorHAnsi" w:cstheme="minorBidi"/>
@@ -1164,7 +1160,7 @@
               <w:lang w:eastAsia="zh-CN"/>
             </w:rPr>
           </w:pPr>
-          <w:hyperlink w:anchor="_Toc221001081" w:history="1">
+          <w:hyperlink w:anchor="_Toc225672552" w:history="1">
             <w:r>
               <w:rPr>
                 <w:rStyle w:val="Hiperhivatkozs"/>
@@ -1191,7 +1187,7 @@
                 <w:noProof/>
                 <w:webHidden/>
               </w:rPr>
-              <w:instrText xml:space="preserve"> PAGEREF _Toc221001081 \h </w:instrText>
+              <w:instrText xml:space="preserve"> PAGEREF _Toc225672552 \h </w:instrText>
             </w:r>
             <w:r>
               <w:rPr>
@@ -1227,7 +1223,7 @@
             <w:pStyle w:val="TJ2"/>
             <w:numPr>
               <w:ilvl w:val="1"/>
-              <w:numId w:val="59"/>
+              <w:numId w:val="61"/>
             </w:numPr>
             <w:rPr>
               <w:rFonts w:asciiTheme="minorHAnsi" w:eastAsiaTheme="minorEastAsia" w:hAnsiTheme="minorHAnsi" w:cstheme="minorBidi"/>
@@ -1237,7 +1233,7 @@
               <w:lang w:eastAsia="zh-CN"/>
             </w:rPr>
           </w:pPr>
-          <w:hyperlink w:anchor="_Toc221001082" w:history="1">
+          <w:hyperlink w:anchor="_Toc225672553" w:history="1">
             <w:r>
               <w:rPr>
                 <w:rStyle w:val="Hiperhivatkozs"/>
@@ -1264,7 +1260,7 @@
                 <w:noProof/>
                 <w:webHidden/>
               </w:rPr>
-              <w:instrText xml:space="preserve"> PAGEREF _Toc221001082 \h </w:instrText>
+              <w:instrText xml:space="preserve"> PAGEREF _Toc225672553 \h </w:instrText>
             </w:r>
             <w:r>
               <w:rPr>
@@ -1300,7 +1296,7 @@
             <w:pStyle w:val="TJ2"/>
             <w:numPr>
               <w:ilvl w:val="1"/>
-              <w:numId w:val="59"/>
+              <w:numId w:val="61"/>
             </w:numPr>
             <w:rPr>
               <w:rFonts w:asciiTheme="minorHAnsi" w:eastAsiaTheme="minorEastAsia" w:hAnsiTheme="minorHAnsi" w:cstheme="minorBidi"/>
@@ -1310,7 +1306,7 @@
               <w:lang w:eastAsia="zh-CN"/>
             </w:rPr>
           </w:pPr>
-          <w:hyperlink w:anchor="_Toc221001083" w:history="1">
+          <w:hyperlink w:anchor="_Toc225672554" w:history="1">
             <w:r>
               <w:rPr>
                 <w:rStyle w:val="Hiperhivatkozs"/>
@@ -1337,7 +1333,7 @@
                 <w:noProof/>
                 <w:webHidden/>
               </w:rPr>
-              <w:instrText xml:space="preserve"> PAGEREF _Toc221001083 \h </w:instrText>
+              <w:instrText xml:space="preserve"> PAGEREF _Toc225672554 \h </w:instrText>
             </w:r>
             <w:r>
               <w:rPr>
@@ -1373,7 +1369,7 @@
             <w:pStyle w:val="TJ2"/>
             <w:numPr>
               <w:ilvl w:val="1"/>
-              <w:numId w:val="59"/>
+              <w:numId w:val="61"/>
             </w:numPr>
             <w:rPr>
               <w:rFonts w:asciiTheme="minorHAnsi" w:eastAsiaTheme="minorEastAsia" w:hAnsiTheme="minorHAnsi" w:cstheme="minorBidi"/>
@@ -1383,7 +1379,7 @@
               <w:lang w:eastAsia="zh-CN"/>
             </w:rPr>
           </w:pPr>
-          <w:hyperlink w:anchor="_Toc221001084" w:history="1">
+          <w:hyperlink w:anchor="_Toc225672555" w:history="1">
             <w:r>
               <w:rPr>
                 <w:rStyle w:val="Hiperhivatkozs"/>
@@ -1410,7 +1406,7 @@
                 <w:noProof/>
                 <w:webHidden/>
               </w:rPr>
-              <w:instrText xml:space="preserve"> PAGEREF _Toc221001084 \h </w:instrText>
+              <w:instrText xml:space="preserve"> PAGEREF _Toc225672555 \h </w:instrText>
             </w:r>
             <w:r>
               <w:rPr>
@@ -1444,9 +1440,78 @@
         <w:p>
           <w:pPr>
             <w:pStyle w:val="TJ1"/>
+            <w:rPr>
+              <w:rFonts w:asciiTheme="minorHAnsi" w:eastAsiaTheme="minorEastAsia" w:hAnsiTheme="minorHAnsi" w:cstheme="minorBidi"/>
+              <w:noProof/>
+              <w:sz w:val="24"/>
+              <w:szCs w:val="24"/>
+              <w:lang w:eastAsia="zh-CN"/>
+            </w:rPr>
+          </w:pPr>
+          <w:hyperlink w:anchor="_Toc225672556" w:history="1">
+            <w:r>
+              <w:rPr>
+                <w:rStyle w:val="Hiperhivatkozs"/>
+                <w:noProof/>
+              </w:rPr>
+              <w:t>Felhasználói Szerepkörök</w:t>
+            </w:r>
+            <w:r>
+              <w:rPr>
+                <w:noProof/>
+                <w:webHidden/>
+              </w:rPr>
+              <w:tab/>
+            </w:r>
+            <w:r>
+              <w:rPr>
+                <w:noProof/>
+                <w:webHidden/>
+              </w:rPr>
+              <w:fldChar w:fldCharType="begin"/>
+            </w:r>
+            <w:r>
+              <w:rPr>
+                <w:noProof/>
+                <w:webHidden/>
+              </w:rPr>
+              <w:instrText xml:space="preserve"> PAGEREF _Toc225672556 \h </w:instrText>
+            </w:r>
+            <w:r>
+              <w:rPr>
+                <w:noProof/>
+                <w:webHidden/>
+              </w:rPr>
+            </w:r>
+            <w:r>
+              <w:rPr>
+                <w:noProof/>
+                <w:webHidden/>
+              </w:rPr>
+              <w:fldChar w:fldCharType="separate"/>
+            </w:r>
+            <w:r>
+              <w:rPr>
+                <w:noProof/>
+                <w:webHidden/>
+              </w:rPr>
+              <w:t>4</w:t>
+            </w:r>
+            <w:r>
+              <w:rPr>
+                <w:noProof/>
+                <w:webHidden/>
+              </w:rPr>
+              <w:fldChar w:fldCharType="end"/>
+            </w:r>
+          </w:hyperlink>
+        </w:p>
+        <w:p>
+          <w:pPr>
+            <w:pStyle w:val="TJ2"/>
             <w:numPr>
-              <w:ilvl w:val="0"/>
-              <w:numId w:val="59"/>
+              <w:ilvl w:val="1"/>
+              <w:numId w:val="61"/>
             </w:numPr>
             <w:rPr>
               <w:rFonts w:asciiTheme="minorHAnsi" w:eastAsiaTheme="minorEastAsia" w:hAnsiTheme="minorHAnsi" w:cstheme="minorBidi"/>
@@ -1456,13 +1521,13 @@
               <w:lang w:eastAsia="zh-CN"/>
             </w:rPr>
           </w:pPr>
-          <w:hyperlink w:anchor="_Toc221001085" w:history="1">
+          <w:hyperlink w:anchor="_Toc225672557" w:history="1">
             <w:r>
               <w:rPr>
                 <w:rStyle w:val="Hiperhivatkozs"/>
                 <w:noProof/>
               </w:rPr>
-              <w:t>Felhasználói Szerepkörök</w:t>
+              <w:t>Vendég (Nem regisztrált felhasználó)</w:t>
             </w:r>
             <w:r>
               <w:rPr>
@@ -1483,7 +1548,7 @@
                 <w:noProof/>
                 <w:webHidden/>
               </w:rPr>
-              <w:instrText xml:space="preserve"> PAGEREF _Toc221001085 \h </w:instrText>
+              <w:instrText xml:space="preserve"> PAGEREF _Toc225672557 \h </w:instrText>
             </w:r>
             <w:r>
               <w:rPr>
@@ -1519,7 +1584,7 @@
             <w:pStyle w:val="TJ2"/>
             <w:numPr>
               <w:ilvl w:val="1"/>
-              <w:numId w:val="59"/>
+              <w:numId w:val="61"/>
             </w:numPr>
             <w:rPr>
               <w:rFonts w:asciiTheme="minorHAnsi" w:eastAsiaTheme="minorEastAsia" w:hAnsiTheme="minorHAnsi" w:cstheme="minorBidi"/>
@@ -1529,13 +1594,13 @@
               <w:lang w:eastAsia="zh-CN"/>
             </w:rPr>
           </w:pPr>
-          <w:hyperlink w:anchor="_Toc221001086" w:history="1">
+          <w:hyperlink w:anchor="_Toc225672558" w:history="1">
             <w:r>
               <w:rPr>
                 <w:rStyle w:val="Hiperhivatkozs"/>
                 <w:noProof/>
               </w:rPr>
-              <w:t>Vendég (Nem regisztrált felhasználó)</w:t>
+              <w:t>Diák (Regisztrált felhasználó)</w:t>
             </w:r>
             <w:r>
               <w:rPr>
@@ -1556,7 +1621,7 @@
                 <w:noProof/>
                 <w:webHidden/>
               </w:rPr>
-              <w:instrText xml:space="preserve"> PAGEREF _Toc221001086 \h </w:instrText>
+              <w:instrText xml:space="preserve"> PAGEREF _Toc225672558 \h </w:instrText>
             </w:r>
             <w:r>
               <w:rPr>
@@ -1592,7 +1657,7 @@
             <w:pStyle w:val="TJ2"/>
             <w:numPr>
               <w:ilvl w:val="1"/>
-              <w:numId w:val="59"/>
+              <w:numId w:val="61"/>
             </w:numPr>
             <w:rPr>
               <w:rFonts w:asciiTheme="minorHAnsi" w:eastAsiaTheme="minorEastAsia" w:hAnsiTheme="minorHAnsi" w:cstheme="minorBidi"/>
@@ -1602,13 +1667,13 @@
               <w:lang w:eastAsia="zh-CN"/>
             </w:rPr>
           </w:pPr>
-          <w:hyperlink w:anchor="_Toc221001087" w:history="1">
+          <w:hyperlink w:anchor="_Toc225672559" w:history="1">
             <w:r>
               <w:rPr>
                 <w:rStyle w:val="Hiperhivatkozs"/>
                 <w:noProof/>
               </w:rPr>
-              <w:t>Diák (Regisztrált felhasználó)</w:t>
+              <w:t>Tanár (Oktatási személyzet)</w:t>
             </w:r>
             <w:r>
               <w:rPr>
@@ -1629,7 +1694,7 @@
                 <w:noProof/>
                 <w:webHidden/>
               </w:rPr>
-              <w:instrText xml:space="preserve"> PAGEREF _Toc221001087 \h </w:instrText>
+              <w:instrText xml:space="preserve"> PAGEREF _Toc225672559 \h </w:instrText>
             </w:r>
             <w:r>
               <w:rPr>
@@ -1665,7 +1730,7 @@
             <w:pStyle w:val="TJ2"/>
             <w:numPr>
               <w:ilvl w:val="1"/>
-              <w:numId w:val="59"/>
+              <w:numId w:val="61"/>
             </w:numPr>
             <w:rPr>
               <w:rFonts w:asciiTheme="minorHAnsi" w:eastAsiaTheme="minorEastAsia" w:hAnsiTheme="minorHAnsi" w:cstheme="minorBidi"/>
@@ -1675,13 +1740,13 @@
               <w:lang w:eastAsia="zh-CN"/>
             </w:rPr>
           </w:pPr>
-          <w:hyperlink w:anchor="_Toc221001088" w:history="1">
+          <w:hyperlink w:anchor="_Toc225672560" w:history="1">
             <w:r>
               <w:rPr>
                 <w:rStyle w:val="Hiperhivatkozs"/>
                 <w:noProof/>
               </w:rPr>
-              <w:t>Tanár (Oktatási személyzet)</w:t>
+              <w:t>Adminisztrátor</w:t>
             </w:r>
             <w:r>
               <w:rPr>
@@ -1702,7 +1767,7 @@
                 <w:noProof/>
                 <w:webHidden/>
               </w:rPr>
-              <w:instrText xml:space="preserve"> PAGEREF _Toc221001088 \h </w:instrText>
+              <w:instrText xml:space="preserve"> PAGEREF _Toc225672560 \h </w:instrText>
             </w:r>
             <w:r>
               <w:rPr>
@@ -1722,7 +1787,76 @@
                 <w:noProof/>
                 <w:webHidden/>
               </w:rPr>
-              <w:t>4</w:t>
+              <w:t>5</w:t>
+            </w:r>
+            <w:r>
+              <w:rPr>
+                <w:noProof/>
+                <w:webHidden/>
+              </w:rPr>
+              <w:fldChar w:fldCharType="end"/>
+            </w:r>
+          </w:hyperlink>
+        </w:p>
+        <w:p>
+          <w:pPr>
+            <w:pStyle w:val="TJ1"/>
+            <w:rPr>
+              <w:rFonts w:asciiTheme="minorHAnsi" w:eastAsiaTheme="minorEastAsia" w:hAnsiTheme="minorHAnsi" w:cstheme="minorBidi"/>
+              <w:noProof/>
+              <w:sz w:val="24"/>
+              <w:szCs w:val="24"/>
+              <w:lang w:eastAsia="zh-CN"/>
+            </w:rPr>
+          </w:pPr>
+          <w:hyperlink w:anchor="_Toc225672561" w:history="1">
+            <w:r>
+              <w:rPr>
+                <w:rStyle w:val="Hiperhivatkozs"/>
+                <w:noProof/>
+              </w:rPr>
+              <w:t>Feladat Menedzsment</w:t>
+            </w:r>
+            <w:r>
+              <w:rPr>
+                <w:noProof/>
+                <w:webHidden/>
+              </w:rPr>
+              <w:tab/>
+            </w:r>
+            <w:r>
+              <w:rPr>
+                <w:noProof/>
+                <w:webHidden/>
+              </w:rPr>
+              <w:fldChar w:fldCharType="begin"/>
+            </w:r>
+            <w:r>
+              <w:rPr>
+                <w:noProof/>
+                <w:webHidden/>
+              </w:rPr>
+              <w:instrText xml:space="preserve"> PAGEREF _Toc225672561 \h </w:instrText>
+            </w:r>
+            <w:r>
+              <w:rPr>
+                <w:noProof/>
+                <w:webHidden/>
+              </w:rPr>
+            </w:r>
+            <w:r>
+              <w:rPr>
+                <w:noProof/>
+                <w:webHidden/>
+              </w:rPr>
+              <w:fldChar w:fldCharType="separate"/>
+            </w:r>
+            <w:r>
+              <w:rPr>
+                <w:noProof/>
+                <w:webHidden/>
+              </w:rPr>
+              <w:t>6</w:t>
             </w:r>
             <w:r>
               <w:rPr>
@@ -1738,7 +1872,7 @@
             <w:pStyle w:val="TJ2"/>
             <w:numPr>
               <w:ilvl w:val="1"/>
-              <w:numId w:val="59"/>
+              <w:numId w:val="61"/>
             </w:numPr>
             <w:rPr>
               <w:rFonts w:asciiTheme="minorHAnsi" w:eastAsiaTheme="minorEastAsia" w:hAnsiTheme="minorHAnsi" w:cstheme="minorBidi"/>
@@ -1748,13 +1882,13 @@
               <w:lang w:eastAsia="zh-CN"/>
             </w:rPr>
           </w:pPr>
-          <w:hyperlink w:anchor="_Toc221001089" w:history="1">
+          <w:hyperlink w:anchor="_Toc225672562" w:history="1">
             <w:r>
               <w:rPr>
                 <w:rStyle w:val="Hiperhivatkozs"/>
                 <w:noProof/>
               </w:rPr>
-              <w:t>Adminisztrátor</w:t>
+              <w:t>Tanárok számára</w:t>
             </w:r>
             <w:r>
               <w:rPr>
@@ -1775,7 +1909,7 @@
                 <w:noProof/>
                 <w:webHidden/>
               </w:rPr>
-              <w:instrText xml:space="preserve"> PAGEREF _Toc221001089 \h </w:instrText>
+              <w:instrText xml:space="preserve"> PAGEREF _Toc225672562 \h </w:instrText>
             </w:r>
             <w:r>
               <w:rPr>
@@ -1795,7 +1929,7 @@
                 <w:noProof/>
                 <w:webHidden/>
               </w:rPr>
-              <w:t>5</w:t>
+              <w:t>6</w:t>
             </w:r>
             <w:r>
               <w:rPr>
@@ -1808,10 +1942,10 @@
         </w:p>
         <w:p>
           <w:pPr>
-            <w:pStyle w:val="TJ1"/>
+            <w:pStyle w:val="TJ2"/>
             <w:numPr>
-              <w:ilvl w:val="0"/>
-              <w:numId w:val="59"/>
+              <w:ilvl w:val="1"/>
+              <w:numId w:val="61"/>
             </w:numPr>
             <w:rPr>
               <w:rFonts w:asciiTheme="minorHAnsi" w:eastAsiaTheme="minorEastAsia" w:hAnsiTheme="minorHAnsi" w:cstheme="minorBidi"/>
@@ -1821,13 +1955,13 @@
               <w:lang w:eastAsia="zh-CN"/>
             </w:rPr>
           </w:pPr>
-          <w:hyperlink w:anchor="_Toc221001090" w:history="1">
+          <w:hyperlink w:anchor="_Toc225672563" w:history="1">
             <w:r>
               <w:rPr>
                 <w:rStyle w:val="Hiperhivatkozs"/>
                 <w:noProof/>
               </w:rPr>
-              <w:t>Feladat Menedzsment</w:t>
+              <w:t>Diákok számára</w:t>
             </w:r>
             <w:r>
               <w:rPr>
@@ -1848,7 +1982,7 @@
                 <w:noProof/>
                 <w:webHidden/>
               </w:rPr>
-              <w:instrText xml:space="preserve"> PAGEREF _Toc221001090 \h </w:instrText>
+              <w:instrText xml:space="preserve"> PAGEREF _Toc225672563 \h </w:instrText>
             </w:r>
             <w:r>
               <w:rPr>
@@ -1868,7 +2002,7 @@
                 <w:noProof/>
                 <w:webHidden/>
               </w:rPr>
-              <w:t>5</w:t>
+              <w:t>6</w:t>
             </w:r>
             <w:r>
               <w:rPr>
@@ -1884,7 +2018,7 @@
             <w:pStyle w:val="TJ2"/>
             <w:numPr>
               <w:ilvl w:val="1"/>
-              <w:numId w:val="59"/>
+              <w:numId w:val="61"/>
             </w:numPr>
             <w:rPr>
               <w:rFonts w:asciiTheme="minorHAnsi" w:eastAsiaTheme="minorEastAsia" w:hAnsiTheme="minorHAnsi" w:cstheme="minorBidi"/>
@@ -1894,13 +2028,13 @@
               <w:lang w:eastAsia="zh-CN"/>
             </w:rPr>
           </w:pPr>
-          <w:hyperlink w:anchor="_Toc221001091" w:history="1">
+          <w:hyperlink w:anchor="_Toc225672564" w:history="1">
             <w:r>
               <w:rPr>
                 <w:rStyle w:val="Hiperhivatkozs"/>
                 <w:noProof/>
               </w:rPr>
-              <w:t>Tanárok számára</w:t>
+              <w:t>Csevegés Rendszer</w:t>
             </w:r>
             <w:r>
               <w:rPr>
@@ -1921,7 +2055,7 @@
                 <w:noProof/>
                 <w:webHidden/>
               </w:rPr>
-              <w:instrText xml:space="preserve"> PAGEREF _Toc221001091 \h </w:instrText>
+              <w:instrText xml:space="preserve"> PAGEREF _Toc225672564 \h </w:instrText>
             </w:r>
             <w:r>
               <w:rPr>
@@ -1941,7 +2075,7 @@
                 <w:noProof/>
                 <w:webHidden/>
               </w:rPr>
-              <w:t>5</w:t>
+              <w:t>6</w:t>
             </w:r>
             <w:r>
               <w:rPr>
@@ -1957,7 +2091,7 @@
             <w:pStyle w:val="TJ2"/>
             <w:numPr>
               <w:ilvl w:val="1"/>
-              <w:numId w:val="59"/>
+              <w:numId w:val="61"/>
             </w:numPr>
             <w:rPr>
               <w:rFonts w:asciiTheme="minorHAnsi" w:eastAsiaTheme="minorEastAsia" w:hAnsiTheme="minorHAnsi" w:cstheme="minorBidi"/>
@@ -1967,13 +2101,13 @@
               <w:lang w:eastAsia="zh-CN"/>
             </w:rPr>
           </w:pPr>
-          <w:hyperlink w:anchor="_Toc221001092" w:history="1">
+          <w:hyperlink w:anchor="_Toc225672565" w:history="1">
             <w:r>
               <w:rPr>
                 <w:rStyle w:val="Hiperhivatkozs"/>
                 <w:noProof/>
               </w:rPr>
-              <w:t>Diákok számára</w:t>
+              <w:t>Értékelési Rendszer</w:t>
             </w:r>
             <w:r>
               <w:rPr>
@@ -1994,7 +2128,7 @@
                 <w:noProof/>
                 <w:webHidden/>
               </w:rPr>
-              <w:instrText xml:space="preserve"> PAGEREF _Toc221001092 \h </w:instrText>
+              <w:instrText xml:space="preserve"> PAGEREF _Toc225672565 \h </w:instrText>
             </w:r>
             <w:r>
               <w:rPr>
@@ -2014,7 +2148,7 @@
                 <w:noProof/>
                 <w:webHidden/>
               </w:rPr>
-              <w:t>5</w:t>
+              <w:t>6</w:t>
             </w:r>
             <w:r>
               <w:rPr>
@@ -2030,7 +2164,7 @@
             <w:pStyle w:val="TJ2"/>
             <w:numPr>
               <w:ilvl w:val="1"/>
-              <w:numId w:val="59"/>
+              <w:numId w:val="61"/>
             </w:numPr>
             <w:rPr>
               <w:rFonts w:asciiTheme="minorHAnsi" w:eastAsiaTheme="minorEastAsia" w:hAnsiTheme="minorHAnsi" w:cstheme="minorBidi"/>
@@ -2040,13 +2174,13 @@
               <w:lang w:eastAsia="zh-CN"/>
             </w:rPr>
           </w:pPr>
-          <w:hyperlink w:anchor="_Toc221001093" w:history="1">
+          <w:hyperlink w:anchor="_Toc225672566" w:history="1">
             <w:r>
               <w:rPr>
                 <w:rStyle w:val="Hiperhivatkozs"/>
                 <w:noProof/>
               </w:rPr>
-              <w:t>Csevegés Rendszer</w:t>
+              <w:t>Csoportmunka / Projektmunka</w:t>
             </w:r>
             <w:r>
               <w:rPr>
@@ -2067,7 +2201,7 @@
                 <w:noProof/>
                 <w:webHidden/>
               </w:rPr>
-              <w:instrText xml:space="preserve"> PAGEREF _Toc221001093 \h </w:instrText>
+              <w:instrText xml:space="preserve"> PAGEREF _Toc225672566 \h </w:instrText>
             </w:r>
             <w:r>
               <w:rPr>
@@ -2087,7 +2221,76 @@
                 <w:noProof/>
                 <w:webHidden/>
               </w:rPr>
-              <w:t>5</w:t>
+              <w:t>7</w:t>
+            </w:r>
+            <w:r>
+              <w:rPr>
+                <w:noProof/>
+                <w:webHidden/>
+              </w:rPr>
+              <w:fldChar w:fldCharType="end"/>
+            </w:r>
+          </w:hyperlink>
+        </w:p>
+        <w:p>
+          <w:pPr>
+            <w:pStyle w:val="TJ1"/>
+            <w:rPr>
+              <w:rFonts w:asciiTheme="minorHAnsi" w:eastAsiaTheme="minorEastAsia" w:hAnsiTheme="minorHAnsi" w:cstheme="minorBidi"/>
+              <w:noProof/>
+              <w:sz w:val="24"/>
+              <w:szCs w:val="24"/>
+              <w:lang w:eastAsia="zh-CN"/>
+            </w:rPr>
+          </w:pPr>
+          <w:hyperlink w:anchor="_Toc225672567" w:history="1">
+            <w:r>
+              <w:rPr>
+                <w:rStyle w:val="Hiperhivatkozs"/>
+                <w:noProof/>
+              </w:rPr>
+              <w:t>Felhasználói felület</w:t>
+            </w:r>
+            <w:r>
+              <w:rPr>
+                <w:noProof/>
+                <w:webHidden/>
+              </w:rPr>
+              <w:tab/>
+            </w:r>
+            <w:r>
+              <w:rPr>
+                <w:noProof/>
+                <w:webHidden/>
+              </w:rPr>
+              <w:fldChar w:fldCharType="begin"/>
+            </w:r>
+            <w:r>
+              <w:rPr>
+                <w:noProof/>
+                <w:webHidden/>
+              </w:rPr>
+              <w:instrText xml:space="preserve"> PAGEREF _Toc225672567 \h </w:instrText>
+            </w:r>
+            <w:r>
+              <w:rPr>
+                <w:noProof/>
+                <w:webHidden/>
+              </w:rPr>
+            </w:r>
+            <w:r>
+              <w:rPr>
+                <w:noProof/>
+                <w:webHidden/>
+              </w:rPr>
+              <w:fldChar w:fldCharType="separate"/>
+            </w:r>
+            <w:r>
+              <w:rPr>
+                <w:noProof/>
+                <w:webHidden/>
+              </w:rPr>
+              <w:t>8</w:t>
             </w:r>
             <w:r>
               <w:rPr>
@@ -2103,7 +2306,7 @@
             <w:pStyle w:val="TJ2"/>
             <w:numPr>
               <w:ilvl w:val="1"/>
-              <w:numId w:val="59"/>
+              <w:numId w:val="61"/>
             </w:numPr>
             <w:rPr>
               <w:rFonts w:asciiTheme="minorHAnsi" w:eastAsiaTheme="minorEastAsia" w:hAnsiTheme="minorHAnsi" w:cstheme="minorBidi"/>
@@ -2113,13 +2316,13 @@
               <w:lang w:eastAsia="zh-CN"/>
             </w:rPr>
           </w:pPr>
-          <w:hyperlink w:anchor="_Toc221001094" w:history="1">
+          <w:hyperlink w:anchor="_Toc225672568" w:history="1">
             <w:r>
               <w:rPr>
                 <w:rStyle w:val="Hiperhivatkozs"/>
                 <w:noProof/>
               </w:rPr>
-              <w:t>Értékelési Rendszer</w:t>
+              <w:t>Fő oldalt</w:t>
             </w:r>
             <w:r>
               <w:rPr>
@@ -2140,7 +2343,7 @@
                 <w:noProof/>
                 <w:webHidden/>
               </w:rPr>
-              <w:instrText xml:space="preserve"> PAGEREF _Toc221001094 \h </w:instrText>
+              <w:instrText xml:space="preserve"> PAGEREF _Toc225672568 \h </w:instrText>
             </w:r>
             <w:r>
               <w:rPr>
@@ -2160,7 +2363,7 @@
                 <w:noProof/>
                 <w:webHidden/>
               </w:rPr>
-              <w:t>6</w:t>
+              <w:t>8</w:t>
             </w:r>
             <w:r>
               <w:rPr>
@@ -2173,11 +2376,7 @@
         </w:p>
         <w:p>
           <w:pPr>
-            <w:pStyle w:val="TJ2"/>
-            <w:numPr>
-              <w:ilvl w:val="1"/>
-              <w:numId w:val="59"/>
-            </w:numPr>
+            <w:pStyle w:val="TJ1"/>
             <w:rPr>
               <w:rFonts w:asciiTheme="minorHAnsi" w:eastAsiaTheme="minorEastAsia" w:hAnsiTheme="minorHAnsi" w:cstheme="minorBidi"/>
               <w:noProof/>
@@ -2186,13 +2385,13 @@
               <w:lang w:eastAsia="zh-CN"/>
             </w:rPr>
           </w:pPr>
-          <w:hyperlink w:anchor="_Toc221001095" w:history="1">
+          <w:hyperlink w:anchor="_Toc225672569" w:history="1">
             <w:r>
               <w:rPr>
                 <w:rStyle w:val="Hiperhivatkozs"/>
                 <w:noProof/>
               </w:rPr>
-              <w:t>Csoportmunka / Projektmunka</w:t>
+              <w:t>Bejelentkezett Diák felhasználó</w:t>
             </w:r>
             <w:r>
               <w:rPr>
@@ -2213,7 +2412,7 @@
                 <w:noProof/>
                 <w:webHidden/>
               </w:rPr>
-              <w:instrText xml:space="preserve"> PAGEREF _Toc221001095 \h </w:instrText>
+              <w:instrText xml:space="preserve"> PAGEREF _Toc225672569 \h </w:instrText>
             </w:r>
             <w:r>
               <w:rPr>
@@ -2233,7 +2432,145 @@
                 <w:noProof/>
                 <w:webHidden/>
               </w:rPr>
-              <w:t>6</w:t>
+              <w:t>9</w:t>
+            </w:r>
+            <w:r>
+              <w:rPr>
+                <w:noProof/>
+                <w:webHidden/>
+              </w:rPr>
+              <w:fldChar w:fldCharType="end"/>
+            </w:r>
+          </w:hyperlink>
+        </w:p>
+        <w:p>
+          <w:pPr>
+            <w:pStyle w:val="TJ1"/>
+            <w:rPr>
+              <w:rFonts w:asciiTheme="minorHAnsi" w:eastAsiaTheme="minorEastAsia" w:hAnsiTheme="minorHAnsi" w:cstheme="minorBidi"/>
+              <w:noProof/>
+              <w:sz w:val="24"/>
+              <w:szCs w:val="24"/>
+              <w:lang w:eastAsia="zh-CN"/>
+            </w:rPr>
+          </w:pPr>
+          <w:hyperlink w:anchor="_Toc225672570" w:history="1">
+            <w:r>
+              <w:rPr>
+                <w:rStyle w:val="Hiperhivatkozs"/>
+                <w:noProof/>
+              </w:rPr>
+              <w:t>Bejelentkezett Tanár felhasználó</w:t>
+            </w:r>
+            <w:r>
+              <w:rPr>
+                <w:noProof/>
+                <w:webHidden/>
+              </w:rPr>
+              <w:tab/>
+            </w:r>
+            <w:r>
+              <w:rPr>
+                <w:noProof/>
+                <w:webHidden/>
+              </w:rPr>
+              <w:fldChar w:fldCharType="begin"/>
+            </w:r>
+            <w:r>
+              <w:rPr>
+                <w:noProof/>
+                <w:webHidden/>
+              </w:rPr>
+              <w:instrText xml:space="preserve"> PAGEREF _Toc225672570 \h </w:instrText>
+            </w:r>
+            <w:r>
+              <w:rPr>
+                <w:noProof/>
+                <w:webHidden/>
+              </w:rPr>
+            </w:r>
+            <w:r>
+              <w:rPr>
+                <w:noProof/>
+                <w:webHidden/>
+              </w:rPr>
+              <w:fldChar w:fldCharType="separate"/>
+            </w:r>
+            <w:r>
+              <w:rPr>
+                <w:noProof/>
+                <w:webHidden/>
+              </w:rPr>
+              <w:t>12</w:t>
+            </w:r>
+            <w:r>
+              <w:rPr>
+                <w:noProof/>
+                <w:webHidden/>
+              </w:rPr>
+              <w:fldChar w:fldCharType="end"/>
+            </w:r>
+          </w:hyperlink>
+        </w:p>
+        <w:p>
+          <w:pPr>
+            <w:pStyle w:val="TJ1"/>
+            <w:rPr>
+              <w:rFonts w:asciiTheme="minorHAnsi" w:eastAsiaTheme="minorEastAsia" w:hAnsiTheme="minorHAnsi" w:cstheme="minorBidi"/>
+              <w:noProof/>
+              <w:sz w:val="24"/>
+              <w:szCs w:val="24"/>
+              <w:lang w:eastAsia="zh-CN"/>
+            </w:rPr>
+          </w:pPr>
+          <w:hyperlink w:anchor="_Toc225672571" w:history="1">
+            <w:r>
+              <w:rPr>
+                <w:rStyle w:val="Hiperhivatkozs"/>
+                <w:noProof/>
+              </w:rPr>
+              <w:t>Bejelentkezett Admin felhasználó  - Asztali alkalmazás</w:t>
+            </w:r>
+            <w:r>
+              <w:rPr>
+                <w:noProof/>
+                <w:webHidden/>
+              </w:rPr>
+              <w:tab/>
+            </w:r>
+            <w:r>
+              <w:rPr>
+                <w:noProof/>
+                <w:webHidden/>
+              </w:rPr>
+              <w:fldChar w:fldCharType="begin"/>
+            </w:r>
+            <w:r>
+              <w:rPr>
+                <w:noProof/>
+                <w:webHidden/>
+              </w:rPr>
+              <w:instrText xml:space="preserve"> PAGEREF _Toc225672571 \h </w:instrText>
+            </w:r>
+            <w:r>
+              <w:rPr>
+                <w:noProof/>
+                <w:webHidden/>
+              </w:rPr>
+            </w:r>
+            <w:r>
+              <w:rPr>
+                <w:noProof/>
+                <w:webHidden/>
+              </w:rPr>
+              <w:fldChar w:fldCharType="separate"/>
+            </w:r>
+            <w:r>
+              <w:rPr>
+                <w:noProof/>
+                <w:webHidden/>
+              </w:rPr>
+              <w:t>15</w:t>
             </w:r>
             <w:r>
               <w:rPr>
@@ -2260,7 +2597,7 @@
       <w:pPr>
         <w:pStyle w:val="Cmsor1"/>
       </w:pPr>
-      <w:bookmarkStart w:id="0" w:name="_Toc221001080"/>
+      <w:bookmarkStart w:id="0" w:name="_Toc225672551"/>
       <w:r>
         <w:lastRenderedPageBreak/>
         <w:t>Bevezetés</w:t>
@@ -2271,7 +2608,7 @@
       <w:pPr>
         <w:pStyle w:val="Cmsor2"/>
       </w:pPr>
-      <w:bookmarkStart w:id="1" w:name="_Toc221001081"/>
+      <w:bookmarkStart w:id="1" w:name="_Toc225672552"/>
       <w:r>
         <w:t>Rövid projekt bemutatás</w:t>
       </w:r>
@@ -2291,58 +2628,14 @@
       </w:r>
       <w:proofErr w:type="spellEnd"/>
       <w:r>
-        <w:t xml:space="preserve"> </w:t>
-      </w:r>
-      <w:r>
-        <w:t>egy modern, webalapú oktatási menedzsment rendszer, amel</w:t>
-      </w:r>
-      <w:r>
-        <w:t xml:space="preserve">y </w:t>
-      </w:r>
-      <w:proofErr w:type="spellStart"/>
-      <w:r>
-        <w:t>Vue</w:t>
-      </w:r>
-      <w:proofErr w:type="spellEnd"/>
-      <w:r>
-        <w:t xml:space="preserve"> 3</w:t>
-      </w:r>
-      <w:r>
-        <w:t>-ban valósul meg</w:t>
-      </w:r>
-      <w:r>
-        <w:t>. Az alkalmazás lehetővé teszi tanárok és diákok közötti hatékony kommun</w:t>
-      </w:r>
-      <w:r>
-        <w:t>ik</w:t>
-      </w:r>
-      <w:r>
-        <w:t>ációt, feladatok kezelését, értékelések</w:t>
-      </w:r>
-      <w:r>
-        <w:t xml:space="preserve"> kiosztását</w:t>
-      </w:r>
-      <w:r>
-        <w:t xml:space="preserve"> és csoportmunká</w:t>
-      </w:r>
-      <w:r>
-        <w:t xml:space="preserve">k </w:t>
-      </w:r>
-      <w:r>
-        <w:t>kezelését,</w:t>
-      </w:r>
-      <w:r>
-        <w:t xml:space="preserve"> illetve nyomon követését</w:t>
-      </w:r>
-      <w:r>
-        <w:t>.</w:t>
+        <w:t xml:space="preserve"> egy modern, webalapú oktatási menedzsment rendszer, amely segíti a tanárok és diákok közötti együttműködést, feladatkezelést és kommunikációt. Ez a dokumentum részletes útmutatót nyújt a rendszer használatához.</w:t>
       </w:r>
     </w:p>
     <w:p>
       <w:pPr>
         <w:pStyle w:val="Cmsor2"/>
       </w:pPr>
-      <w:bookmarkStart w:id="2" w:name="_Toc221001082"/>
+      <w:bookmarkStart w:id="2" w:name="_Toc225672553"/>
       <w:r>
         <w:t>Fő Jellemzők</w:t>
       </w:r>
@@ -2478,7 +2771,7 @@
       <w:pPr>
         <w:pStyle w:val="Cmsor2"/>
       </w:pPr>
-      <w:bookmarkStart w:id="3" w:name="_Toc221001083"/>
+      <w:bookmarkStart w:id="3" w:name="_Toc225672554"/>
       <w:r>
         <w:t>A projekt célja</w:t>
       </w:r>
@@ -2511,7 +2804,7 @@
           <w:szCs w:val="28"/>
         </w:rPr>
       </w:pPr>
-      <w:bookmarkStart w:id="4" w:name="_Toc221001084"/>
+      <w:bookmarkStart w:id="4" w:name="_Toc225672555"/>
       <w:r>
         <w:t>Technológi</w:t>
       </w:r>
@@ -3095,7 +3388,7 @@
       <w:pPr>
         <w:pStyle w:val="Cmsor1"/>
       </w:pPr>
-      <w:bookmarkStart w:id="5" w:name="_Toc221001085"/>
+      <w:bookmarkStart w:id="5" w:name="_Toc225672556"/>
       <w:r>
         <w:lastRenderedPageBreak/>
         <w:t>Felhasználói Szerepkörök</w:t>
@@ -3106,7 +3399,7 @@
       <w:pPr>
         <w:pStyle w:val="Cmsor2"/>
       </w:pPr>
-      <w:bookmarkStart w:id="6" w:name="_Toc221001086"/>
+      <w:bookmarkStart w:id="6" w:name="_Toc225672557"/>
       <w:r>
         <w:t>Vendég (Nem regisztrált felhasználó)</w:t>
       </w:r>
@@ -3188,7 +3481,7 @@
       <w:pPr>
         <w:pStyle w:val="Cmsor2"/>
       </w:pPr>
-      <w:bookmarkStart w:id="7" w:name="_Toc221001087"/>
+      <w:bookmarkStart w:id="7" w:name="_Toc225672558"/>
       <w:r>
         <w:t>Diák (Regisztrált</w:t>
       </w:r>
@@ -3300,7 +3593,7 @@
       <w:pPr>
         <w:pStyle w:val="Cmsor2"/>
       </w:pPr>
-      <w:bookmarkStart w:id="8" w:name="_Toc221001088"/>
+      <w:bookmarkStart w:id="8" w:name="_Toc225672559"/>
       <w:r>
         <w:t>Tanár (Oktatási személyzet)</w:t>
       </w:r>
@@ -3406,7 +3699,7 @@
       <w:pPr>
         <w:pStyle w:val="Cmsor2"/>
       </w:pPr>
-      <w:bookmarkStart w:id="9" w:name="_Toc221001089"/>
+      <w:bookmarkStart w:id="9" w:name="_Toc225672560"/>
       <w:r>
         <w:lastRenderedPageBreak/>
         <w:t>Adminisztrátor</w:t>
@@ -3514,10 +3807,20 @@
     </w:p>
     <w:p>
       <w:pPr>
+        <w:spacing w:after="160" w:line="278" w:lineRule="auto"/>
+        <w:jc w:val="left"/>
+      </w:pPr>
+      <w:r>
+        <w:br w:type="page"/>
+      </w:r>
+    </w:p>
+    <w:p>
+      <w:pPr>
         <w:pStyle w:val="Cmsor1"/>
       </w:pPr>
-      <w:bookmarkStart w:id="10" w:name="_Toc221001090"/>
-      <w:r>
+      <w:bookmarkStart w:id="10" w:name="_Toc225672561"/>
+      <w:r>
+        <w:lastRenderedPageBreak/>
         <w:t>Feladat Menedzsment</w:t>
       </w:r>
       <w:bookmarkEnd w:id="10"/>
@@ -3526,7 +3829,7 @@
       <w:pPr>
         <w:pStyle w:val="Cmsor2"/>
       </w:pPr>
-      <w:bookmarkStart w:id="11" w:name="_Toc221001091"/>
+      <w:bookmarkStart w:id="11" w:name="_Toc225672562"/>
       <w:r>
         <w:t>Tanárok számára</w:t>
       </w:r>
@@ -3596,7 +3899,7 @@
       <w:pPr>
         <w:pStyle w:val="Cmsor2"/>
       </w:pPr>
-      <w:bookmarkStart w:id="12" w:name="_Toc221001092"/>
+      <w:bookmarkStart w:id="12" w:name="_Toc225672563"/>
       <w:r>
         <w:t>Diákok számára</w:t>
       </w:r>
@@ -3666,7 +3969,7 @@
       <w:pPr>
         <w:pStyle w:val="Cmsor2"/>
       </w:pPr>
-      <w:bookmarkStart w:id="13" w:name="_Toc221001093"/>
+      <w:bookmarkStart w:id="13" w:name="_Toc225672564"/>
       <w:r>
         <w:t>Csevegés Rendszer</w:t>
       </w:r>
@@ -3748,9 +4051,8 @@
       <w:pPr>
         <w:pStyle w:val="Cmsor2"/>
       </w:pPr>
-      <w:bookmarkStart w:id="14" w:name="_Toc221001094"/>
-      <w:r>
-        <w:lastRenderedPageBreak/>
+      <w:bookmarkStart w:id="14" w:name="_Toc225672565"/>
+      <w:r>
         <w:t>Értékelési Rendszer</w:t>
       </w:r>
       <w:bookmarkEnd w:id="14"/>
@@ -3819,8 +4121,9 @@
       <w:pPr>
         <w:pStyle w:val="Cmsor2"/>
       </w:pPr>
-      <w:bookmarkStart w:id="15" w:name="_Toc221001095"/>
-      <w:r>
+      <w:bookmarkStart w:id="15" w:name="_Toc225672566"/>
+      <w:r>
+        <w:lastRenderedPageBreak/>
         <w:t>Csoportmunka</w:t>
       </w:r>
       <w:r>
@@ -3831,6 +4134,7 @@
     <w:p>
       <w:pPr>
         <w:pStyle w:val="Listaszerbekezds"/>
+        <w:keepNext/>
         <w:numPr>
           <w:ilvl w:val="0"/>
           <w:numId w:val="57"/>
@@ -3843,6 +4147,7 @@
     <w:p>
       <w:pPr>
         <w:pStyle w:val="Listaszerbekezds"/>
+        <w:keepNext/>
         <w:numPr>
           <w:ilvl w:val="0"/>
           <w:numId w:val="57"/>
@@ -3855,6 +4160,7 @@
     <w:p>
       <w:pPr>
         <w:pStyle w:val="Listaszerbekezds"/>
+        <w:keepNext/>
         <w:numPr>
           <w:ilvl w:val="0"/>
           <w:numId w:val="57"/>
@@ -3867,6 +4173,7 @@
     <w:p>
       <w:pPr>
         <w:pStyle w:val="Listaszerbekezds"/>
+        <w:keepNext/>
         <w:numPr>
           <w:ilvl w:val="0"/>
           <w:numId w:val="57"/>
@@ -3879,6 +4186,7 @@
     <w:p>
       <w:pPr>
         <w:pStyle w:val="Listaszerbekezds"/>
+        <w:keepNext/>
         <w:numPr>
           <w:ilvl w:val="0"/>
           <w:numId w:val="57"/>
@@ -3891,6 +4199,7 @@
     <w:p>
       <w:pPr>
         <w:pStyle w:val="Listaszerbekezds"/>
+        <w:keepNext/>
         <w:numPr>
           <w:ilvl w:val="0"/>
           <w:numId w:val="57"/>
@@ -3902,7 +4211,7 @@
     </w:p>
     <w:p>
       <w:pPr>
-        <w:spacing w:after="160"/>
+        <w:spacing w:after="160" w:line="278" w:lineRule="auto"/>
         <w:jc w:val="left"/>
       </w:pPr>
       <w:r>
@@ -3911,19 +4220,807 @@
     </w:p>
     <w:p>
       <w:pPr>
-        <w:spacing w:after="160"/>
+        <w:pStyle w:val="Cmsor1"/>
+      </w:pPr>
+      <w:bookmarkStart w:id="16" w:name="_Toc225672567"/>
+      <w:r>
+        <w:lastRenderedPageBreak/>
+        <w:t>Felhasználói felület</w:t>
+      </w:r>
+      <w:bookmarkEnd w:id="16"/>
+    </w:p>
+    <w:p>
+      <w:pPr>
+        <w:pStyle w:val="Cmsor2"/>
+      </w:pPr>
+      <w:bookmarkStart w:id="17" w:name="_Toc225672568"/>
+      <w:r>
+        <w:t>Fő</w:t>
+      </w:r>
+      <w:r>
+        <w:t xml:space="preserve"> oldalt</w:t>
+      </w:r>
+      <w:bookmarkEnd w:id="17"/>
+    </w:p>
+    <w:p>
+      <w:pPr>
+        <w:keepNext/>
+        <w:keepLines/>
+      </w:pPr>
+      <w:r>
+        <w:drawing>
+          <wp:inline distT="0" distB="0" distL="0" distR="0" wp14:anchorId="5D6894B3" wp14:editId="3880BA78">
+            <wp:extent cx="5760720" cy="3264535"/>
+            <wp:effectExtent l="0" t="0" r="0" b="0"/>
+            <wp:docPr id="1390200931" name="Kép 1"/>
+            <wp:cNvGraphicFramePr>
+              <a:graphicFrameLocks xmlns:a="http://schemas.openxmlformats.org/drawingml/2006/main" noChangeAspect="1"/>
+            </wp:cNvGraphicFramePr>
+            <a:graphic xmlns:a="http://schemas.openxmlformats.org/drawingml/2006/main">
+              <a:graphicData uri="http://schemas.openxmlformats.org/drawingml/2006/picture">
+                <pic:pic xmlns:pic="http://schemas.openxmlformats.org/drawingml/2006/picture">
+                  <pic:nvPicPr>
+                    <pic:cNvPr id="1390200931" name=""/>
+                    <pic:cNvPicPr/>
+                  </pic:nvPicPr>
+                  <pic:blipFill>
+                    <a:blip r:embed="rId8"/>
+                    <a:stretch>
+                      <a:fillRect/>
+                    </a:stretch>
+                  </pic:blipFill>
+                  <pic:spPr>
+                    <a:xfrm>
+                      <a:off x="0" y="0"/>
+                      <a:ext cx="5760720" cy="3264535"/>
+                    </a:xfrm>
+                    <a:prstGeom prst="rect">
+                      <a:avLst/>
+                    </a:prstGeom>
+                  </pic:spPr>
+                </pic:pic>
+              </a:graphicData>
+            </a:graphic>
+          </wp:inline>
+        </w:drawing>
+      </w:r>
+      <w:r>
+        <w:drawing>
+          <wp:inline distT="0" distB="0" distL="0" distR="0" wp14:anchorId="34AA32FE" wp14:editId="0A664E41">
+            <wp:extent cx="5760720" cy="3261360"/>
+            <wp:effectExtent l="0" t="0" r="0" b="0"/>
+            <wp:docPr id="1837726050" name="Kép 1"/>
+            <wp:cNvGraphicFramePr>
+              <a:graphicFrameLocks xmlns:a="http://schemas.openxmlformats.org/drawingml/2006/main" noChangeAspect="1"/>
+            </wp:cNvGraphicFramePr>
+            <a:graphic xmlns:a="http://schemas.openxmlformats.org/drawingml/2006/main">
+              <a:graphicData uri="http://schemas.openxmlformats.org/drawingml/2006/picture">
+                <pic:pic xmlns:pic="http://schemas.openxmlformats.org/drawingml/2006/picture">
+                  <pic:nvPicPr>
+                    <pic:cNvPr id="1837726050" name=""/>
+                    <pic:cNvPicPr/>
+                  </pic:nvPicPr>
+                  <pic:blipFill>
+                    <a:blip r:embed="rId9"/>
+                    <a:stretch>
+                      <a:fillRect/>
+                    </a:stretch>
+                  </pic:blipFill>
+                  <pic:spPr>
+                    <a:xfrm>
+                      <a:off x="0" y="0"/>
+                      <a:ext cx="5760720" cy="3261360"/>
+                    </a:xfrm>
+                    <a:prstGeom prst="rect">
+                      <a:avLst/>
+                    </a:prstGeom>
+                  </pic:spPr>
+                </pic:pic>
+              </a:graphicData>
+            </a:graphic>
+          </wp:inline>
+        </w:drawing>
+      </w:r>
+    </w:p>
+    <w:p>
+      <w:pPr>
+        <w:spacing w:after="160" w:line="278" w:lineRule="auto"/>
         <w:jc w:val="left"/>
       </w:pPr>
       <w:r>
+        <w:br w:type="page"/>
+      </w:r>
+    </w:p>
+    <w:p>
+      <w:pPr>
+        <w:pStyle w:val="Cmsor1"/>
+      </w:pPr>
+      <w:bookmarkStart w:id="18" w:name="_Toc225672569"/>
+      <w:r>
         <w:lastRenderedPageBreak/>
+        <w:t>Bejelentkezett Diák felhasználó</w:t>
+      </w:r>
+      <w:bookmarkEnd w:id="18"/>
+    </w:p>
+    <w:p>
+      <w:r>
+        <w:drawing>
+          <wp:inline distT="0" distB="0" distL="0" distR="0" wp14:anchorId="456E77B5" wp14:editId="56C81945">
+            <wp:extent cx="5760720" cy="3264535"/>
+            <wp:effectExtent l="0" t="0" r="0" b="0"/>
+            <wp:docPr id="1597631469" name="Kép 1"/>
+            <wp:cNvGraphicFramePr>
+              <a:graphicFrameLocks xmlns:a="http://schemas.openxmlformats.org/drawingml/2006/main" noChangeAspect="1"/>
+            </wp:cNvGraphicFramePr>
+            <a:graphic xmlns:a="http://schemas.openxmlformats.org/drawingml/2006/main">
+              <a:graphicData uri="http://schemas.openxmlformats.org/drawingml/2006/picture">
+                <pic:pic xmlns:pic="http://schemas.openxmlformats.org/drawingml/2006/picture">
+                  <pic:nvPicPr>
+                    <pic:cNvPr id="1597631469" name=""/>
+                    <pic:cNvPicPr/>
+                  </pic:nvPicPr>
+                  <pic:blipFill>
+                    <a:blip r:embed="rId10"/>
+                    <a:stretch>
+                      <a:fillRect/>
+                    </a:stretch>
+                  </pic:blipFill>
+                  <pic:spPr>
+                    <a:xfrm>
+                      <a:off x="0" y="0"/>
+                      <a:ext cx="5760720" cy="3264535"/>
+                    </a:xfrm>
+                    <a:prstGeom prst="rect">
+                      <a:avLst/>
+                    </a:prstGeom>
+                  </pic:spPr>
+                </pic:pic>
+              </a:graphicData>
+            </a:graphic>
+          </wp:inline>
+        </w:drawing>
+      </w:r>
+      <w:r>
+        <w:drawing>
+          <wp:inline distT="0" distB="0" distL="0" distR="0" wp14:anchorId="42EA4FE7" wp14:editId="53ABFC91">
+            <wp:extent cx="5760720" cy="3241040"/>
+            <wp:effectExtent l="0" t="0" r="0" b="0"/>
+            <wp:docPr id="1619164625" name="Kép 1"/>
+            <wp:cNvGraphicFramePr>
+              <a:graphicFrameLocks xmlns:a="http://schemas.openxmlformats.org/drawingml/2006/main" noChangeAspect="1"/>
+            </wp:cNvGraphicFramePr>
+            <a:graphic xmlns:a="http://schemas.openxmlformats.org/drawingml/2006/main">
+              <a:graphicData uri="http://schemas.openxmlformats.org/drawingml/2006/picture">
+                <pic:pic xmlns:pic="http://schemas.openxmlformats.org/drawingml/2006/picture">
+                  <pic:nvPicPr>
+                    <pic:cNvPr id="1619164625" name=""/>
+                    <pic:cNvPicPr/>
+                  </pic:nvPicPr>
+                  <pic:blipFill>
+                    <a:blip r:embed="rId11"/>
+                    <a:stretch>
+                      <a:fillRect/>
+                    </a:stretch>
+                  </pic:blipFill>
+                  <pic:spPr>
+                    <a:xfrm>
+                      <a:off x="0" y="0"/>
+                      <a:ext cx="5760720" cy="3241040"/>
+                    </a:xfrm>
+                    <a:prstGeom prst="rect">
+                      <a:avLst/>
+                    </a:prstGeom>
+                  </pic:spPr>
+                </pic:pic>
+              </a:graphicData>
+            </a:graphic>
+          </wp:inline>
+        </w:drawing>
+      </w:r>
+    </w:p>
+    <w:p>
+      <w:r>
+        <w:lastRenderedPageBreak/>
+        <w:drawing>
+          <wp:inline distT="0" distB="0" distL="0" distR="0" wp14:anchorId="67A2AC7D" wp14:editId="6095A414">
+            <wp:extent cx="5760720" cy="3263265"/>
+            <wp:effectExtent l="0" t="0" r="0" b="0"/>
+            <wp:docPr id="109662149" name="Kép 1"/>
+            <wp:cNvGraphicFramePr>
+              <a:graphicFrameLocks xmlns:a="http://schemas.openxmlformats.org/drawingml/2006/main" noChangeAspect="1"/>
+            </wp:cNvGraphicFramePr>
+            <a:graphic xmlns:a="http://schemas.openxmlformats.org/drawingml/2006/main">
+              <a:graphicData uri="http://schemas.openxmlformats.org/drawingml/2006/picture">
+                <pic:pic xmlns:pic="http://schemas.openxmlformats.org/drawingml/2006/picture">
+                  <pic:nvPicPr>
+                    <pic:cNvPr id="109662149" name=""/>
+                    <pic:cNvPicPr/>
+                  </pic:nvPicPr>
+                  <pic:blipFill>
+                    <a:blip r:embed="rId12"/>
+                    <a:stretch>
+                      <a:fillRect/>
+                    </a:stretch>
+                  </pic:blipFill>
+                  <pic:spPr>
+                    <a:xfrm>
+                      <a:off x="0" y="0"/>
+                      <a:ext cx="5760720" cy="3263265"/>
+                    </a:xfrm>
+                    <a:prstGeom prst="rect">
+                      <a:avLst/>
+                    </a:prstGeom>
+                  </pic:spPr>
+                </pic:pic>
+              </a:graphicData>
+            </a:graphic>
+          </wp:inline>
+        </w:drawing>
+      </w:r>
+      <w:r>
+        <w:drawing>
+          <wp:inline distT="0" distB="0" distL="0" distR="0" wp14:anchorId="0670D2C1" wp14:editId="2754D031">
+            <wp:extent cx="5760720" cy="3239135"/>
+            <wp:effectExtent l="0" t="0" r="0" b="0"/>
+            <wp:docPr id="52083437" name="Kép 1"/>
+            <wp:cNvGraphicFramePr>
+              <a:graphicFrameLocks xmlns:a="http://schemas.openxmlformats.org/drawingml/2006/main" noChangeAspect="1"/>
+            </wp:cNvGraphicFramePr>
+            <a:graphic xmlns:a="http://schemas.openxmlformats.org/drawingml/2006/main">
+              <a:graphicData uri="http://schemas.openxmlformats.org/drawingml/2006/picture">
+                <pic:pic xmlns:pic="http://schemas.openxmlformats.org/drawingml/2006/picture">
+                  <pic:nvPicPr>
+                    <pic:cNvPr id="52083437" name=""/>
+                    <pic:cNvPicPr/>
+                  </pic:nvPicPr>
+                  <pic:blipFill>
+                    <a:blip r:embed="rId13"/>
+                    <a:stretch>
+                      <a:fillRect/>
+                    </a:stretch>
+                  </pic:blipFill>
+                  <pic:spPr>
+                    <a:xfrm>
+                      <a:off x="0" y="0"/>
+                      <a:ext cx="5760720" cy="3239135"/>
+                    </a:xfrm>
+                    <a:prstGeom prst="rect">
+                      <a:avLst/>
+                    </a:prstGeom>
+                  </pic:spPr>
+                </pic:pic>
+              </a:graphicData>
+            </a:graphic>
+          </wp:inline>
+        </w:drawing>
+      </w:r>
+    </w:p>
+    <w:p>
+      <w:r>
+        <w:lastRenderedPageBreak/>
+        <w:drawing>
+          <wp:inline distT="0" distB="0" distL="0" distR="0" wp14:anchorId="0456C747" wp14:editId="0C53D057">
+            <wp:extent cx="5760720" cy="3239135"/>
+            <wp:effectExtent l="0" t="0" r="0" b="0"/>
+            <wp:docPr id="1111890456" name="Kép 1"/>
+            <wp:cNvGraphicFramePr>
+              <a:graphicFrameLocks xmlns:a="http://schemas.openxmlformats.org/drawingml/2006/main" noChangeAspect="1"/>
+            </wp:cNvGraphicFramePr>
+            <a:graphic xmlns:a="http://schemas.openxmlformats.org/drawingml/2006/main">
+              <a:graphicData uri="http://schemas.openxmlformats.org/drawingml/2006/picture">
+                <pic:pic xmlns:pic="http://schemas.openxmlformats.org/drawingml/2006/picture">
+                  <pic:nvPicPr>
+                    <pic:cNvPr id="1111890456" name=""/>
+                    <pic:cNvPicPr/>
+                  </pic:nvPicPr>
+                  <pic:blipFill>
+                    <a:blip r:embed="rId14"/>
+                    <a:stretch>
+                      <a:fillRect/>
+                    </a:stretch>
+                  </pic:blipFill>
+                  <pic:spPr>
+                    <a:xfrm>
+                      <a:off x="0" y="0"/>
+                      <a:ext cx="5760720" cy="3239135"/>
+                    </a:xfrm>
+                    <a:prstGeom prst="rect">
+                      <a:avLst/>
+                    </a:prstGeom>
+                  </pic:spPr>
+                </pic:pic>
+              </a:graphicData>
+            </a:graphic>
+          </wp:inline>
+        </w:drawing>
+      </w:r>
+    </w:p>
+    <w:p>
+      <w:pPr>
+        <w:spacing w:after="160" w:line="278" w:lineRule="auto"/>
+        <w:jc w:val="left"/>
+      </w:pPr>
+      <w:r>
         <w:br w:type="page"/>
       </w:r>
     </w:p>
-    <w:p/>
+    <w:p>
+      <w:pPr>
+        <w:pStyle w:val="Cmsor1"/>
+      </w:pPr>
+      <w:bookmarkStart w:id="19" w:name="_Toc225672570"/>
+      <w:r>
+        <w:lastRenderedPageBreak/>
+        <w:t>Bejelentkezett Tanár felhasználó</w:t>
+      </w:r>
+      <w:bookmarkEnd w:id="19"/>
+    </w:p>
+    <w:p>
+      <w:r>
+        <w:drawing>
+          <wp:inline distT="0" distB="0" distL="0" distR="0" wp14:anchorId="1CCF3E80" wp14:editId="67525ADC">
+            <wp:extent cx="5760720" cy="3264535"/>
+            <wp:effectExtent l="0" t="0" r="0" b="0"/>
+            <wp:docPr id="1140077121" name="Kép 1"/>
+            <wp:cNvGraphicFramePr>
+              <a:graphicFrameLocks xmlns:a="http://schemas.openxmlformats.org/drawingml/2006/main" noChangeAspect="1"/>
+            </wp:cNvGraphicFramePr>
+            <a:graphic xmlns:a="http://schemas.openxmlformats.org/drawingml/2006/main">
+              <a:graphicData uri="http://schemas.openxmlformats.org/drawingml/2006/picture">
+                <pic:pic xmlns:pic="http://schemas.openxmlformats.org/drawingml/2006/picture">
+                  <pic:nvPicPr>
+                    <pic:cNvPr id="1140077121" name=""/>
+                    <pic:cNvPicPr/>
+                  </pic:nvPicPr>
+                  <pic:blipFill>
+                    <a:blip r:embed="rId15"/>
+                    <a:stretch>
+                      <a:fillRect/>
+                    </a:stretch>
+                  </pic:blipFill>
+                  <pic:spPr>
+                    <a:xfrm>
+                      <a:off x="0" y="0"/>
+                      <a:ext cx="5760720" cy="3264535"/>
+                    </a:xfrm>
+                    <a:prstGeom prst="rect">
+                      <a:avLst/>
+                    </a:prstGeom>
+                  </pic:spPr>
+                </pic:pic>
+              </a:graphicData>
+            </a:graphic>
+          </wp:inline>
+        </w:drawing>
+      </w:r>
+    </w:p>
+    <w:p>
+      <w:r>
+        <w:drawing>
+          <wp:inline distT="0" distB="0" distL="0" distR="0" wp14:anchorId="4222BE26" wp14:editId="30556490">
+            <wp:extent cx="5760720" cy="3264535"/>
+            <wp:effectExtent l="0" t="0" r="0" b="0"/>
+            <wp:docPr id="36287134" name="Kép 1"/>
+            <wp:cNvGraphicFramePr>
+              <a:graphicFrameLocks xmlns:a="http://schemas.openxmlformats.org/drawingml/2006/main" noChangeAspect="1"/>
+            </wp:cNvGraphicFramePr>
+            <a:graphic xmlns:a="http://schemas.openxmlformats.org/drawingml/2006/main">
+              <a:graphicData uri="http://schemas.openxmlformats.org/drawingml/2006/picture">
+                <pic:pic xmlns:pic="http://schemas.openxmlformats.org/drawingml/2006/picture">
+                  <pic:nvPicPr>
+                    <pic:cNvPr id="36287134" name=""/>
+                    <pic:cNvPicPr/>
+                  </pic:nvPicPr>
+                  <pic:blipFill>
+                    <a:blip r:embed="rId16"/>
+                    <a:stretch>
+                      <a:fillRect/>
+                    </a:stretch>
+                  </pic:blipFill>
+                  <pic:spPr>
+                    <a:xfrm>
+                      <a:off x="0" y="0"/>
+                      <a:ext cx="5760720" cy="3264535"/>
+                    </a:xfrm>
+                    <a:prstGeom prst="rect">
+                      <a:avLst/>
+                    </a:prstGeom>
+                  </pic:spPr>
+                </pic:pic>
+              </a:graphicData>
+            </a:graphic>
+          </wp:inline>
+        </w:drawing>
+      </w:r>
+    </w:p>
+    <w:p>
+      <w:r>
+        <w:lastRenderedPageBreak/>
+        <w:drawing>
+          <wp:inline distT="0" distB="0" distL="0" distR="0" wp14:anchorId="401EBBD5" wp14:editId="32F3722B">
+            <wp:extent cx="5760720" cy="3264535"/>
+            <wp:effectExtent l="0" t="0" r="0" b="0"/>
+            <wp:docPr id="464048767" name="Kép 1"/>
+            <wp:cNvGraphicFramePr>
+              <a:graphicFrameLocks xmlns:a="http://schemas.openxmlformats.org/drawingml/2006/main" noChangeAspect="1"/>
+            </wp:cNvGraphicFramePr>
+            <a:graphic xmlns:a="http://schemas.openxmlformats.org/drawingml/2006/main">
+              <a:graphicData uri="http://schemas.openxmlformats.org/drawingml/2006/picture">
+                <pic:pic xmlns:pic="http://schemas.openxmlformats.org/drawingml/2006/picture">
+                  <pic:nvPicPr>
+                    <pic:cNvPr id="464048767" name=""/>
+                    <pic:cNvPicPr/>
+                  </pic:nvPicPr>
+                  <pic:blipFill>
+                    <a:blip r:embed="rId17"/>
+                    <a:stretch>
+                      <a:fillRect/>
+                    </a:stretch>
+                  </pic:blipFill>
+                  <pic:spPr>
+                    <a:xfrm>
+                      <a:off x="0" y="0"/>
+                      <a:ext cx="5760720" cy="3264535"/>
+                    </a:xfrm>
+                    <a:prstGeom prst="rect">
+                      <a:avLst/>
+                    </a:prstGeom>
+                  </pic:spPr>
+                </pic:pic>
+              </a:graphicData>
+            </a:graphic>
+          </wp:inline>
+        </w:drawing>
+      </w:r>
+      <w:r>
+        <w:drawing>
+          <wp:inline distT="0" distB="0" distL="0" distR="0" wp14:anchorId="0ADDF834" wp14:editId="37ABF105">
+            <wp:extent cx="5760720" cy="3239135"/>
+            <wp:effectExtent l="0" t="0" r="0" b="0"/>
+            <wp:docPr id="1377697347" name="Kép 1"/>
+            <wp:cNvGraphicFramePr>
+              <a:graphicFrameLocks xmlns:a="http://schemas.openxmlformats.org/drawingml/2006/main" noChangeAspect="1"/>
+            </wp:cNvGraphicFramePr>
+            <a:graphic xmlns:a="http://schemas.openxmlformats.org/drawingml/2006/main">
+              <a:graphicData uri="http://schemas.openxmlformats.org/drawingml/2006/picture">
+                <pic:pic xmlns:pic="http://schemas.openxmlformats.org/drawingml/2006/picture">
+                  <pic:nvPicPr>
+                    <pic:cNvPr id="1377697347" name=""/>
+                    <pic:cNvPicPr/>
+                  </pic:nvPicPr>
+                  <pic:blipFill>
+                    <a:blip r:embed="rId18"/>
+                    <a:stretch>
+                      <a:fillRect/>
+                    </a:stretch>
+                  </pic:blipFill>
+                  <pic:spPr>
+                    <a:xfrm>
+                      <a:off x="0" y="0"/>
+                      <a:ext cx="5760720" cy="3239135"/>
+                    </a:xfrm>
+                    <a:prstGeom prst="rect">
+                      <a:avLst/>
+                    </a:prstGeom>
+                  </pic:spPr>
+                </pic:pic>
+              </a:graphicData>
+            </a:graphic>
+          </wp:inline>
+        </w:drawing>
+      </w:r>
+      <w:r>
+        <w:lastRenderedPageBreak/>
+        <w:drawing>
+          <wp:inline distT="0" distB="0" distL="0" distR="0" wp14:anchorId="5802FF92" wp14:editId="11CAE94E">
+            <wp:extent cx="5760720" cy="3239135"/>
+            <wp:effectExtent l="0" t="0" r="0" b="0"/>
+            <wp:docPr id="1139824199" name="Kép 1"/>
+            <wp:cNvGraphicFramePr>
+              <a:graphicFrameLocks xmlns:a="http://schemas.openxmlformats.org/drawingml/2006/main" noChangeAspect="1"/>
+            </wp:cNvGraphicFramePr>
+            <a:graphic xmlns:a="http://schemas.openxmlformats.org/drawingml/2006/main">
+              <a:graphicData uri="http://schemas.openxmlformats.org/drawingml/2006/picture">
+                <pic:pic xmlns:pic="http://schemas.openxmlformats.org/drawingml/2006/picture">
+                  <pic:nvPicPr>
+                    <pic:cNvPr id="1139824199" name=""/>
+                    <pic:cNvPicPr/>
+                  </pic:nvPicPr>
+                  <pic:blipFill>
+                    <a:blip r:embed="rId19"/>
+                    <a:stretch>
+                      <a:fillRect/>
+                    </a:stretch>
+                  </pic:blipFill>
+                  <pic:spPr>
+                    <a:xfrm>
+                      <a:off x="0" y="0"/>
+                      <a:ext cx="5760720" cy="3239135"/>
+                    </a:xfrm>
+                    <a:prstGeom prst="rect">
+                      <a:avLst/>
+                    </a:prstGeom>
+                  </pic:spPr>
+                </pic:pic>
+              </a:graphicData>
+            </a:graphic>
+          </wp:inline>
+        </w:drawing>
+      </w:r>
+      <w:r>
+        <w:drawing>
+          <wp:inline distT="0" distB="0" distL="0" distR="0" wp14:anchorId="5DAFEB8E" wp14:editId="6F9ED34F">
+            <wp:extent cx="5760720" cy="3239135"/>
+            <wp:effectExtent l="0" t="0" r="0" b="0"/>
+            <wp:docPr id="2031144086" name="Kép 1"/>
+            <wp:cNvGraphicFramePr>
+              <a:graphicFrameLocks xmlns:a="http://schemas.openxmlformats.org/drawingml/2006/main" noChangeAspect="1"/>
+            </wp:cNvGraphicFramePr>
+            <a:graphic xmlns:a="http://schemas.openxmlformats.org/drawingml/2006/main">
+              <a:graphicData uri="http://schemas.openxmlformats.org/drawingml/2006/picture">
+                <pic:pic xmlns:pic="http://schemas.openxmlformats.org/drawingml/2006/picture">
+                  <pic:nvPicPr>
+                    <pic:cNvPr id="2031144086" name=""/>
+                    <pic:cNvPicPr/>
+                  </pic:nvPicPr>
+                  <pic:blipFill>
+                    <a:blip r:embed="rId20"/>
+                    <a:stretch>
+                      <a:fillRect/>
+                    </a:stretch>
+                  </pic:blipFill>
+                  <pic:spPr>
+                    <a:xfrm>
+                      <a:off x="0" y="0"/>
+                      <a:ext cx="5760720" cy="3239135"/>
+                    </a:xfrm>
+                    <a:prstGeom prst="rect">
+                      <a:avLst/>
+                    </a:prstGeom>
+                  </pic:spPr>
+                </pic:pic>
+              </a:graphicData>
+            </a:graphic>
+          </wp:inline>
+        </w:drawing>
+      </w:r>
+    </w:p>
+    <w:p>
+      <w:pPr>
+        <w:spacing w:after="160" w:line="278" w:lineRule="auto"/>
+        <w:jc w:val="left"/>
+      </w:pPr>
+      <w:r>
+        <w:br w:type="page"/>
+      </w:r>
+    </w:p>
+    <w:p>
+      <w:pPr>
+        <w:pStyle w:val="Cmsor1"/>
+      </w:pPr>
+      <w:bookmarkStart w:id="20" w:name="_Toc225672571"/>
+      <w:r>
+        <w:lastRenderedPageBreak/>
+        <w:t xml:space="preserve">Bejelentkezett </w:t>
+      </w:r>
+      <w:proofErr w:type="spellStart"/>
+      <w:r>
+        <w:t>Admin</w:t>
+      </w:r>
+      <w:proofErr w:type="spellEnd"/>
+      <w:r>
+        <w:t xml:space="preserve"> felhasználó  - Asztali alkalmazás</w:t>
+      </w:r>
+      <w:bookmarkEnd w:id="20"/>
+    </w:p>
+    <w:p>
+      <w:r>
+        <w:drawing>
+          <wp:inline distT="0" distB="0" distL="0" distR="0" wp14:anchorId="1A00B5F1" wp14:editId="6871EF33">
+            <wp:extent cx="5760720" cy="3004185"/>
+            <wp:effectExtent l="0" t="0" r="0" b="5715"/>
+            <wp:docPr id="2122112326" name="Kép 1"/>
+            <wp:cNvGraphicFramePr>
+              <a:graphicFrameLocks xmlns:a="http://schemas.openxmlformats.org/drawingml/2006/main" noChangeAspect="1"/>
+            </wp:cNvGraphicFramePr>
+            <a:graphic xmlns:a="http://schemas.openxmlformats.org/drawingml/2006/main">
+              <a:graphicData uri="http://schemas.openxmlformats.org/drawingml/2006/picture">
+                <pic:pic xmlns:pic="http://schemas.openxmlformats.org/drawingml/2006/picture">
+                  <pic:nvPicPr>
+                    <pic:cNvPr id="2122112326" name=""/>
+                    <pic:cNvPicPr/>
+                  </pic:nvPicPr>
+                  <pic:blipFill>
+                    <a:blip r:embed="rId21"/>
+                    <a:stretch>
+                      <a:fillRect/>
+                    </a:stretch>
+                  </pic:blipFill>
+                  <pic:spPr>
+                    <a:xfrm>
+                      <a:off x="0" y="0"/>
+                      <a:ext cx="5760720" cy="3004185"/>
+                    </a:xfrm>
+                    <a:prstGeom prst="rect">
+                      <a:avLst/>
+                    </a:prstGeom>
+                  </pic:spPr>
+                </pic:pic>
+              </a:graphicData>
+            </a:graphic>
+          </wp:inline>
+        </w:drawing>
+      </w:r>
+      <w:r>
+        <w:drawing>
+          <wp:inline distT="0" distB="0" distL="0" distR="0" wp14:anchorId="734CE6C4" wp14:editId="4441DEB3">
+            <wp:extent cx="5760720" cy="2994025"/>
+            <wp:effectExtent l="0" t="0" r="0" b="0"/>
+            <wp:docPr id="1259440251" name="Kép 1"/>
+            <wp:cNvGraphicFramePr>
+              <a:graphicFrameLocks xmlns:a="http://schemas.openxmlformats.org/drawingml/2006/main" noChangeAspect="1"/>
+            </wp:cNvGraphicFramePr>
+            <a:graphic xmlns:a="http://schemas.openxmlformats.org/drawingml/2006/main">
+              <a:graphicData uri="http://schemas.openxmlformats.org/drawingml/2006/picture">
+                <pic:pic xmlns:pic="http://schemas.openxmlformats.org/drawingml/2006/picture">
+                  <pic:nvPicPr>
+                    <pic:cNvPr id="1259440251" name=""/>
+                    <pic:cNvPicPr/>
+                  </pic:nvPicPr>
+                  <pic:blipFill>
+                    <a:blip r:embed="rId22"/>
+                    <a:stretch>
+                      <a:fillRect/>
+                    </a:stretch>
+                  </pic:blipFill>
+                  <pic:spPr>
+                    <a:xfrm>
+                      <a:off x="0" y="0"/>
+                      <a:ext cx="5760720" cy="2994025"/>
+                    </a:xfrm>
+                    <a:prstGeom prst="rect">
+                      <a:avLst/>
+                    </a:prstGeom>
+                  </pic:spPr>
+                </pic:pic>
+              </a:graphicData>
+            </a:graphic>
+          </wp:inline>
+        </w:drawing>
+      </w:r>
+      <w:r>
+        <w:lastRenderedPageBreak/>
+        <w:drawing>
+          <wp:inline distT="0" distB="0" distL="0" distR="0" wp14:anchorId="7F3ADF7F" wp14:editId="14853331">
+            <wp:extent cx="5760720" cy="3012440"/>
+            <wp:effectExtent l="0" t="0" r="0" b="0"/>
+            <wp:docPr id="563865697" name="Kép 1"/>
+            <wp:cNvGraphicFramePr>
+              <a:graphicFrameLocks xmlns:a="http://schemas.openxmlformats.org/drawingml/2006/main" noChangeAspect="1"/>
+            </wp:cNvGraphicFramePr>
+            <a:graphic xmlns:a="http://schemas.openxmlformats.org/drawingml/2006/main">
+              <a:graphicData uri="http://schemas.openxmlformats.org/drawingml/2006/picture">
+                <pic:pic xmlns:pic="http://schemas.openxmlformats.org/drawingml/2006/picture">
+                  <pic:nvPicPr>
+                    <pic:cNvPr id="563865697" name=""/>
+                    <pic:cNvPicPr/>
+                  </pic:nvPicPr>
+                  <pic:blipFill>
+                    <a:blip r:embed="rId23"/>
+                    <a:stretch>
+                      <a:fillRect/>
+                    </a:stretch>
+                  </pic:blipFill>
+                  <pic:spPr>
+                    <a:xfrm>
+                      <a:off x="0" y="0"/>
+                      <a:ext cx="5760720" cy="3012440"/>
+                    </a:xfrm>
+                    <a:prstGeom prst="rect">
+                      <a:avLst/>
+                    </a:prstGeom>
+                  </pic:spPr>
+                </pic:pic>
+              </a:graphicData>
+            </a:graphic>
+          </wp:inline>
+        </w:drawing>
+      </w:r>
+      <w:r>
+        <w:rPr>
+          <w:noProof/>
+        </w:rPr>
+        <w:t xml:space="preserve"> </w:t>
+      </w:r>
+      <w:r>
+        <w:drawing>
+          <wp:inline distT="0" distB="0" distL="0" distR="0" wp14:anchorId="1FDD2B5A" wp14:editId="57BA792E">
+            <wp:extent cx="5760720" cy="3004185"/>
+            <wp:effectExtent l="0" t="0" r="0" b="5715"/>
+            <wp:docPr id="887927028" name="Kép 1"/>
+            <wp:cNvGraphicFramePr>
+              <a:graphicFrameLocks xmlns:a="http://schemas.openxmlformats.org/drawingml/2006/main" noChangeAspect="1"/>
+            </wp:cNvGraphicFramePr>
+            <a:graphic xmlns:a="http://schemas.openxmlformats.org/drawingml/2006/main">
+              <a:graphicData uri="http://schemas.openxmlformats.org/drawingml/2006/picture">
+                <pic:pic xmlns:pic="http://schemas.openxmlformats.org/drawingml/2006/picture">
+                  <pic:nvPicPr>
+                    <pic:cNvPr id="887927028" name=""/>
+                    <pic:cNvPicPr/>
+                  </pic:nvPicPr>
+                  <pic:blipFill>
+                    <a:blip r:embed="rId24"/>
+                    <a:stretch>
+                      <a:fillRect/>
+                    </a:stretch>
+                  </pic:blipFill>
+                  <pic:spPr>
+                    <a:xfrm>
+                      <a:off x="0" y="0"/>
+                      <a:ext cx="5760720" cy="3004185"/>
+                    </a:xfrm>
+                    <a:prstGeom prst="rect">
+                      <a:avLst/>
+                    </a:prstGeom>
+                  </pic:spPr>
+                </pic:pic>
+              </a:graphicData>
+            </a:graphic>
+          </wp:inline>
+        </w:drawing>
+      </w:r>
+      <w:r>
+        <w:rPr>
+          <w:noProof/>
+        </w:rPr>
+        <w:t xml:space="preserve"> </w:t>
+      </w:r>
+      <w:r>
+        <w:rPr>
+          <w:noProof/>
+        </w:rPr>
+        <w:lastRenderedPageBreak/>
+        <w:drawing>
+          <wp:inline distT="0" distB="0" distL="0" distR="0" wp14:anchorId="58C9C260" wp14:editId="1DEB76F3">
+            <wp:extent cx="5760720" cy="3028950"/>
+            <wp:effectExtent l="0" t="0" r="0" b="0"/>
+            <wp:docPr id="1560851983" name="Kép 1"/>
+            <wp:cNvGraphicFramePr>
+              <a:graphicFrameLocks xmlns:a="http://schemas.openxmlformats.org/drawingml/2006/main" noChangeAspect="1"/>
+            </wp:cNvGraphicFramePr>
+            <a:graphic xmlns:a="http://schemas.openxmlformats.org/drawingml/2006/main">
+              <a:graphicData uri="http://schemas.openxmlformats.org/drawingml/2006/picture">
+                <pic:pic xmlns:pic="http://schemas.openxmlformats.org/drawingml/2006/picture">
+                  <pic:nvPicPr>
+                    <pic:cNvPr id="1560851983" name=""/>
+                    <pic:cNvPicPr/>
+                  </pic:nvPicPr>
+                  <pic:blipFill>
+                    <a:blip r:embed="rId25"/>
+                    <a:stretch>
+                      <a:fillRect/>
+                    </a:stretch>
+                  </pic:blipFill>
+                  <pic:spPr>
+                    <a:xfrm>
+                      <a:off x="0" y="0"/>
+                      <a:ext cx="5760720" cy="3028950"/>
+                    </a:xfrm>
+                    <a:prstGeom prst="rect">
+                      <a:avLst/>
+                    </a:prstGeom>
+                  </pic:spPr>
+                </pic:pic>
+              </a:graphicData>
+            </a:graphic>
+          </wp:inline>
+        </w:drawing>
+      </w:r>
+    </w:p>
     <w:sectPr>
-      <w:headerReference w:type="default" r:id="rId8"/>
-      <w:footerReference w:type="default" r:id="rId9"/>
-      <w:footerReference w:type="first" r:id="rId10"/>
+      <w:headerReference w:type="default" r:id="rId26"/>
+      <w:footerReference w:type="default" r:id="rId27"/>
+      <w:footerReference w:type="first" r:id="rId28"/>
       <w:type w:val="continuous"/>
       <w:pgSz w:w="11906" w:h="16838"/>
       <w:pgMar w:top="1417" w:right="1417" w:bottom="1417" w:left="1417" w:header="1134" w:footer="708" w:gutter="0"/>
@@ -6773,6 +7870,92 @@
     </w:lvl>
   </w:abstractNum>
   <w:abstractNum w:abstractNumId="17" w15:restartNumberingAfterBreak="0">
+    <w:nsid w:val="34630AF0"/>
+    <w:multiLevelType w:val="multilevel"/>
+    <w:tmpl w:val="040E001F"/>
+    <w:lvl w:ilvl="0">
+      <w:start w:val="1"/>
+      <w:numFmt w:val="decimal"/>
+      <w:lvlText w:val="%1."/>
+      <w:lvlJc w:val="left"/>
+      <w:pPr>
+        <w:ind w:left="360" w:hanging="360"/>
+      </w:pPr>
+    </w:lvl>
+    <w:lvl w:ilvl="1">
+      <w:start w:val="1"/>
+      <w:numFmt w:val="decimal"/>
+      <w:lvlText w:val="%1.%2."/>
+      <w:lvlJc w:val="left"/>
+      <w:pPr>
+        <w:ind w:left="792" w:hanging="432"/>
+      </w:pPr>
+    </w:lvl>
+    <w:lvl w:ilvl="2">
+      <w:start w:val="1"/>
+      <w:numFmt w:val="decimal"/>
+      <w:lvlText w:val="%1.%2.%3."/>
+      <w:lvlJc w:val="left"/>
+      <w:pPr>
+        <w:ind w:left="1224" w:hanging="504"/>
+      </w:pPr>
+    </w:lvl>
+    <w:lvl w:ilvl="3">
+      <w:start w:val="1"/>
+      <w:numFmt w:val="decimal"/>
+      <w:lvlText w:val="%1.%2.%3.%4."/>
+      <w:lvlJc w:val="left"/>
+      <w:pPr>
+        <w:ind w:left="1728" w:hanging="648"/>
+      </w:pPr>
+    </w:lvl>
+    <w:lvl w:ilvl="4">
+      <w:start w:val="1"/>
+      <w:numFmt w:val="decimal"/>
+      <w:lvlText w:val="%1.%2.%3.%4.%5."/>
+      <w:lvlJc w:val="left"/>
+      <w:pPr>
+        <w:ind w:left="2232" w:hanging="792"/>
+      </w:pPr>
+    </w:lvl>
+    <w:lvl w:ilvl="5">
+      <w:start w:val="1"/>
+      <w:numFmt w:val="decimal"/>
+      <w:lvlText w:val="%1.%2.%3.%4.%5.%6."/>
+      <w:lvlJc w:val="left"/>
+      <w:pPr>
+        <w:ind w:left="2736" w:hanging="936"/>
+      </w:pPr>
+    </w:lvl>
+    <w:lvl w:ilvl="6">
+      <w:start w:val="1"/>
+      <w:numFmt w:val="decimal"/>
+      <w:lvlText w:val="%1.%2.%3.%4.%5.%6.%7."/>
+      <w:lvlJc w:val="left"/>
+      <w:pPr>
+        <w:ind w:left="3240" w:hanging="1080"/>
+      </w:pPr>
+    </w:lvl>
+    <w:lvl w:ilvl="7">
+      <w:start w:val="1"/>
+      <w:numFmt w:val="decimal"/>
+      <w:lvlText w:val="%1.%2.%3.%4.%5.%6.%7.%8."/>
+      <w:lvlJc w:val="left"/>
+      <w:pPr>
+        <w:ind w:left="3744" w:hanging="1224"/>
+      </w:pPr>
+    </w:lvl>
+    <w:lvl w:ilvl="8">
+      <w:start w:val="1"/>
+      <w:numFmt w:val="decimal"/>
+      <w:lvlText w:val="%1.%2.%3.%4.%5.%6.%7.%8.%9."/>
+      <w:lvlJc w:val="left"/>
+      <w:pPr>
+        <w:ind w:left="4320" w:hanging="1440"/>
+      </w:pPr>
+    </w:lvl>
+  </w:abstractNum>
+  <w:abstractNum w:abstractNumId="18" w15:restartNumberingAfterBreak="0">
     <w:nsid w:val="358E34DE"/>
     <w:multiLevelType w:val="hybridMultilevel"/>
     <w:tmpl w:val="F06E55E2"/>
@@ -6885,7 +8068,7 @@
       </w:rPr>
     </w:lvl>
   </w:abstractNum>
-  <w:abstractNum w:abstractNumId="18" w15:restartNumberingAfterBreak="0">
+  <w:abstractNum w:abstractNumId="19" w15:restartNumberingAfterBreak="0">
     <w:nsid w:val="39244F02"/>
     <w:multiLevelType w:val="hybridMultilevel"/>
     <w:tmpl w:val="AB80C600"/>
@@ -6998,7 +8181,7 @@
       </w:rPr>
     </w:lvl>
   </w:abstractNum>
-  <w:abstractNum w:abstractNumId="19" w15:restartNumberingAfterBreak="0">
+  <w:abstractNum w:abstractNumId="20" w15:restartNumberingAfterBreak="0">
     <w:nsid w:val="394832D1"/>
     <w:multiLevelType w:val="hybridMultilevel"/>
     <w:tmpl w:val="97AE949E"/>
@@ -7111,7 +8294,7 @@
       </w:rPr>
     </w:lvl>
   </w:abstractNum>
-  <w:abstractNum w:abstractNumId="20" w15:restartNumberingAfterBreak="0">
+  <w:abstractNum w:abstractNumId="21" w15:restartNumberingAfterBreak="0">
     <w:nsid w:val="42A62232"/>
     <w:multiLevelType w:val="hybridMultilevel"/>
     <w:tmpl w:val="0C6852B6"/>
@@ -7224,7 +8407,7 @@
       </w:rPr>
     </w:lvl>
   </w:abstractNum>
-  <w:abstractNum w:abstractNumId="21" w15:restartNumberingAfterBreak="0">
+  <w:abstractNum w:abstractNumId="22" w15:restartNumberingAfterBreak="0">
     <w:nsid w:val="439331B9"/>
     <w:multiLevelType w:val="multilevel"/>
     <w:tmpl w:val="040E001F"/>
@@ -7310,7 +8493,7 @@
       </w:pPr>
     </w:lvl>
   </w:abstractNum>
-  <w:abstractNum w:abstractNumId="22" w15:restartNumberingAfterBreak="0">
+  <w:abstractNum w:abstractNumId="23" w15:restartNumberingAfterBreak="0">
     <w:nsid w:val="44AE7E2F"/>
     <w:multiLevelType w:val="hybridMultilevel"/>
     <w:tmpl w:val="62B8BFA4"/>
@@ -7423,7 +8606,7 @@
       </w:rPr>
     </w:lvl>
   </w:abstractNum>
-  <w:abstractNum w:abstractNumId="23" w15:restartNumberingAfterBreak="0">
+  <w:abstractNum w:abstractNumId="24" w15:restartNumberingAfterBreak="0">
     <w:nsid w:val="45267970"/>
     <w:multiLevelType w:val="multilevel"/>
     <w:tmpl w:val="040E0021"/>
@@ -7536,7 +8719,7 @@
       </w:rPr>
     </w:lvl>
   </w:abstractNum>
-  <w:abstractNum w:abstractNumId="24" w15:restartNumberingAfterBreak="0">
+  <w:abstractNum w:abstractNumId="25" w15:restartNumberingAfterBreak="0">
     <w:nsid w:val="461D03C8"/>
     <w:multiLevelType w:val="hybridMultilevel"/>
     <w:tmpl w:val="88AE0570"/>
@@ -7649,7 +8832,7 @@
       </w:rPr>
     </w:lvl>
   </w:abstractNum>
-  <w:abstractNum w:abstractNumId="25" w15:restartNumberingAfterBreak="0">
+  <w:abstractNum w:abstractNumId="26" w15:restartNumberingAfterBreak="0">
     <w:nsid w:val="4BFA6CD1"/>
     <w:multiLevelType w:val="multilevel"/>
     <w:tmpl w:val="040E001F"/>
@@ -7735,7 +8918,7 @@
       </w:pPr>
     </w:lvl>
   </w:abstractNum>
-  <w:abstractNum w:abstractNumId="26" w15:restartNumberingAfterBreak="0">
+  <w:abstractNum w:abstractNumId="27" w15:restartNumberingAfterBreak="0">
     <w:nsid w:val="4D5C1069"/>
     <w:multiLevelType w:val="hybridMultilevel"/>
     <w:tmpl w:val="8B32A790"/>
@@ -7848,7 +9031,7 @@
       </w:rPr>
     </w:lvl>
   </w:abstractNum>
-  <w:abstractNum w:abstractNumId="27" w15:restartNumberingAfterBreak="0">
+  <w:abstractNum w:abstractNumId="28" w15:restartNumberingAfterBreak="0">
     <w:nsid w:val="4F5D5D8F"/>
     <w:multiLevelType w:val="multilevel"/>
     <w:tmpl w:val="040E001F"/>
@@ -7934,7 +9117,7 @@
       </w:pPr>
     </w:lvl>
   </w:abstractNum>
-  <w:abstractNum w:abstractNumId="28" w15:restartNumberingAfterBreak="0">
+  <w:abstractNum w:abstractNumId="29" w15:restartNumberingAfterBreak="0">
     <w:nsid w:val="605975F0"/>
     <w:multiLevelType w:val="hybridMultilevel"/>
     <w:tmpl w:val="A022B27E"/>
@@ -8047,7 +9230,7 @@
       </w:rPr>
     </w:lvl>
   </w:abstractNum>
-  <w:abstractNum w:abstractNumId="29" w15:restartNumberingAfterBreak="0">
+  <w:abstractNum w:abstractNumId="30" w15:restartNumberingAfterBreak="0">
     <w:nsid w:val="64666EA4"/>
     <w:multiLevelType w:val="hybridMultilevel"/>
     <w:tmpl w:val="BA6429DE"/>
@@ -8160,7 +9343,7 @@
       </w:rPr>
     </w:lvl>
   </w:abstractNum>
-  <w:abstractNum w:abstractNumId="30" w15:restartNumberingAfterBreak="0">
+  <w:abstractNum w:abstractNumId="31" w15:restartNumberingAfterBreak="0">
     <w:nsid w:val="668A1818"/>
     <w:multiLevelType w:val="multilevel"/>
     <w:tmpl w:val="D8BC2438"/>
@@ -8273,7 +9456,7 @@
       </w:rPr>
     </w:lvl>
   </w:abstractNum>
-  <w:abstractNum w:abstractNumId="31" w15:restartNumberingAfterBreak="0">
+  <w:abstractNum w:abstractNumId="32" w15:restartNumberingAfterBreak="0">
     <w:nsid w:val="67B5521D"/>
     <w:multiLevelType w:val="hybridMultilevel"/>
     <w:tmpl w:val="E020D4F2"/>
@@ -8386,7 +9569,7 @@
       </w:rPr>
     </w:lvl>
   </w:abstractNum>
-  <w:abstractNum w:abstractNumId="32" w15:restartNumberingAfterBreak="0">
+  <w:abstractNum w:abstractNumId="33" w15:restartNumberingAfterBreak="0">
     <w:nsid w:val="6F20792C"/>
     <w:multiLevelType w:val="hybridMultilevel"/>
     <w:tmpl w:val="C24C8F98"/>
@@ -8499,7 +9682,7 @@
       </w:rPr>
     </w:lvl>
   </w:abstractNum>
-  <w:abstractNum w:abstractNumId="33" w15:restartNumberingAfterBreak="0">
+  <w:abstractNum w:abstractNumId="34" w15:restartNumberingAfterBreak="0">
     <w:nsid w:val="70582C7D"/>
     <w:multiLevelType w:val="hybridMultilevel"/>
     <w:tmpl w:val="3CBC517A"/>
@@ -8585,7 +9768,94 @@
       </w:pPr>
     </w:lvl>
   </w:abstractNum>
-  <w:abstractNum w:abstractNumId="34" w15:restartNumberingAfterBreak="0">
+  <w:abstractNum w:abstractNumId="35" w15:restartNumberingAfterBreak="0">
+    <w:nsid w:val="72253C7A"/>
+    <w:multiLevelType w:val="multilevel"/>
+    <w:tmpl w:val="11F4FA80"/>
+    <w:lvl w:ilvl="0">
+      <w:start w:val="1"/>
+      <w:numFmt w:val="decimal"/>
+      <w:pStyle w:val="TJ1"/>
+      <w:lvlText w:val="%1."/>
+      <w:lvlJc w:val="left"/>
+      <w:pPr>
+        <w:ind w:left="360" w:hanging="360"/>
+      </w:pPr>
+    </w:lvl>
+    <w:lvl w:ilvl="1">
+      <w:start w:val="1"/>
+      <w:numFmt w:val="decimal"/>
+      <w:lvlText w:val="%1.%2."/>
+      <w:lvlJc w:val="left"/>
+      <w:pPr>
+        <w:ind w:left="792" w:hanging="432"/>
+      </w:pPr>
+    </w:lvl>
+    <w:lvl w:ilvl="2">
+      <w:start w:val="1"/>
+      <w:numFmt w:val="decimal"/>
+      <w:lvlText w:val="%1.%2.%3."/>
+      <w:lvlJc w:val="left"/>
+      <w:pPr>
+        <w:ind w:left="1224" w:hanging="504"/>
+      </w:pPr>
+    </w:lvl>
+    <w:lvl w:ilvl="3">
+      <w:start w:val="1"/>
+      <w:numFmt w:val="decimal"/>
+      <w:lvlText w:val="%1.%2.%3.%4."/>
+      <w:lvlJc w:val="left"/>
+      <w:pPr>
+        <w:ind w:left="1728" w:hanging="648"/>
+      </w:pPr>
+    </w:lvl>
+    <w:lvl w:ilvl="4">
+      <w:start w:val="1"/>
+      <w:numFmt w:val="decimal"/>
+      <w:lvlText w:val="%1.%2.%3.%4.%5."/>
+      <w:lvlJc w:val="left"/>
+      <w:pPr>
+        <w:ind w:left="2232" w:hanging="792"/>
+      </w:pPr>
+    </w:lvl>
+    <w:lvl w:ilvl="5">
+      <w:start w:val="1"/>
+      <w:numFmt w:val="decimal"/>
+      <w:lvlText w:val="%1.%2.%3.%4.%5.%6."/>
+      <w:lvlJc w:val="left"/>
+      <w:pPr>
+        <w:ind w:left="2736" w:hanging="936"/>
+      </w:pPr>
+    </w:lvl>
+    <w:lvl w:ilvl="6">
+      <w:start w:val="1"/>
+      <w:numFmt w:val="decimal"/>
+      <w:lvlText w:val="%1.%2.%3.%4.%5.%6.%7."/>
+      <w:lvlJc w:val="left"/>
+      <w:pPr>
+        <w:ind w:left="3240" w:hanging="1080"/>
+      </w:pPr>
+    </w:lvl>
+    <w:lvl w:ilvl="7">
+      <w:start w:val="1"/>
+      <w:numFmt w:val="decimal"/>
+      <w:lvlText w:val="%1.%2.%3.%4.%5.%6.%7.%8."/>
+      <w:lvlJc w:val="left"/>
+      <w:pPr>
+        <w:ind w:left="3744" w:hanging="1224"/>
+      </w:pPr>
+    </w:lvl>
+    <w:lvl w:ilvl="8">
+      <w:start w:val="1"/>
+      <w:numFmt w:val="decimal"/>
+      <w:lvlText w:val="%1.%2.%3.%4.%5.%6.%7.%8.%9."/>
+      <w:lvlJc w:val="left"/>
+      <w:pPr>
+        <w:ind w:left="4320" w:hanging="1440"/>
+      </w:pPr>
+    </w:lvl>
+  </w:abstractNum>
+  <w:abstractNum w:abstractNumId="36" w15:restartNumberingAfterBreak="0">
     <w:nsid w:val="74A646E9"/>
     <w:multiLevelType w:val="hybridMultilevel"/>
     <w:tmpl w:val="48DC9882"/>
@@ -8698,7 +9968,7 @@
       </w:rPr>
     </w:lvl>
   </w:abstractNum>
-  <w:abstractNum w:abstractNumId="35" w15:restartNumberingAfterBreak="0">
+  <w:abstractNum w:abstractNumId="37" w15:restartNumberingAfterBreak="0">
     <w:nsid w:val="74E2542C"/>
     <w:multiLevelType w:val="hybridMultilevel"/>
     <w:tmpl w:val="AFCA5A7C"/>
@@ -8811,7 +10081,7 @@
       </w:rPr>
     </w:lvl>
   </w:abstractNum>
-  <w:abstractNum w:abstractNumId="36" w15:restartNumberingAfterBreak="0">
+  <w:abstractNum w:abstractNumId="38" w15:restartNumberingAfterBreak="0">
     <w:nsid w:val="75173344"/>
     <w:multiLevelType w:val="hybridMultilevel"/>
     <w:tmpl w:val="E5EC2860"/>
@@ -8924,7 +10194,7 @@
       </w:rPr>
     </w:lvl>
   </w:abstractNum>
-  <w:abstractNum w:abstractNumId="37" w15:restartNumberingAfterBreak="0">
+  <w:abstractNum w:abstractNumId="39" w15:restartNumberingAfterBreak="0">
     <w:nsid w:val="758550A6"/>
     <w:multiLevelType w:val="hybridMultilevel"/>
     <w:tmpl w:val="54C8EB16"/>
@@ -9037,7 +10307,7 @@
       </w:rPr>
     </w:lvl>
   </w:abstractNum>
-  <w:abstractNum w:abstractNumId="38" w15:restartNumberingAfterBreak="0">
+  <w:abstractNum w:abstractNumId="40" w15:restartNumberingAfterBreak="0">
     <w:nsid w:val="75976B16"/>
     <w:multiLevelType w:val="hybridMultilevel"/>
     <w:tmpl w:val="11E4D90A"/>
@@ -9136,10 +10406,10 @@
     <w:abstractNumId w:val="7"/>
   </w:num>
   <w:num w:numId="5" w16cid:durableId="682361280">
-    <w:abstractNumId w:val="31"/>
+    <w:abstractNumId w:val="32"/>
   </w:num>
   <w:num w:numId="6" w16cid:durableId="330059522">
-    <w:abstractNumId w:val="18"/>
+    <w:abstractNumId w:val="19"/>
   </w:num>
   <w:num w:numId="7" w16cid:durableId="1107235117">
     <w:abstractNumId w:val="13"/>
@@ -9148,7 +10418,7 @@
     <w:abstractNumId w:val="10"/>
   </w:num>
   <w:num w:numId="9" w16cid:durableId="1959723946">
-    <w:abstractNumId w:val="20"/>
+    <w:abstractNumId w:val="21"/>
   </w:num>
   <w:num w:numId="10" w16cid:durableId="1583952533">
     <w:abstractNumId w:val="0"/>
@@ -9160,25 +10430,25 @@
     <w:abstractNumId w:val="11"/>
   </w:num>
   <w:num w:numId="13" w16cid:durableId="1632706971">
-    <w:abstractNumId w:val="35"/>
+    <w:abstractNumId w:val="37"/>
   </w:num>
   <w:num w:numId="14" w16cid:durableId="1074090776">
     <w:abstractNumId w:val="4"/>
   </w:num>
   <w:num w:numId="15" w16cid:durableId="999576131">
-    <w:abstractNumId w:val="26"/>
+    <w:abstractNumId w:val="27"/>
   </w:num>
   <w:num w:numId="16" w16cid:durableId="933245949">
-    <w:abstractNumId w:val="28"/>
+    <w:abstractNumId w:val="29"/>
   </w:num>
   <w:num w:numId="17" w16cid:durableId="583346462">
     <w:abstractNumId w:val="16"/>
   </w:num>
   <w:num w:numId="18" w16cid:durableId="1363751962">
-    <w:abstractNumId w:val="22"/>
+    <w:abstractNumId w:val="23"/>
   </w:num>
   <w:num w:numId="19" w16cid:durableId="1016730297">
-    <w:abstractNumId w:val="29"/>
+    <w:abstractNumId w:val="30"/>
   </w:num>
   <w:num w:numId="20" w16cid:durableId="897058054">
     <w:abstractNumId w:val="14"/>
@@ -9196,10 +10466,10 @@
     <w:abstractNumId w:val="8"/>
   </w:num>
   <w:num w:numId="25" w16cid:durableId="1925188697">
-    <w:abstractNumId w:val="22"/>
+    <w:abstractNumId w:val="23"/>
   </w:num>
   <w:num w:numId="26" w16cid:durableId="1458600500">
-    <w:abstractNumId w:val="29"/>
+    <w:abstractNumId w:val="30"/>
   </w:num>
   <w:num w:numId="27" w16cid:durableId="1669671658">
     <w:abstractNumId w:val="16"/>
@@ -9211,16 +10481,16 @@
     <w:abstractNumId w:val="11"/>
   </w:num>
   <w:num w:numId="30" w16cid:durableId="1841121738">
-    <w:abstractNumId w:val="35"/>
+    <w:abstractNumId w:val="37"/>
   </w:num>
   <w:num w:numId="31" w16cid:durableId="858926999">
     <w:abstractNumId w:val="4"/>
   </w:num>
   <w:num w:numId="32" w16cid:durableId="662659786">
-    <w:abstractNumId w:val="26"/>
+    <w:abstractNumId w:val="27"/>
   </w:num>
   <w:num w:numId="33" w16cid:durableId="1885941621">
-    <w:abstractNumId w:val="28"/>
+    <w:abstractNumId w:val="29"/>
   </w:num>
   <w:num w:numId="34" w16cid:durableId="1581601612">
     <w:abstractNumId w:val="0"/>
@@ -9229,10 +10499,10 @@
     <w:abstractNumId w:val="7"/>
   </w:num>
   <w:num w:numId="36" w16cid:durableId="1477839640">
-    <w:abstractNumId w:val="31"/>
+    <w:abstractNumId w:val="32"/>
   </w:num>
   <w:num w:numId="37" w16cid:durableId="1866093482">
-    <w:abstractNumId w:val="18"/>
+    <w:abstractNumId w:val="19"/>
   </w:num>
   <w:num w:numId="38" w16cid:durableId="494494973">
     <w:abstractNumId w:val="13"/>
@@ -9241,13 +10511,13 @@
     <w:abstractNumId w:val="10"/>
   </w:num>
   <w:num w:numId="40" w16cid:durableId="761726083">
-    <w:abstractNumId w:val="20"/>
+    <w:abstractNumId w:val="21"/>
   </w:num>
   <w:num w:numId="41" w16cid:durableId="810026178">
-    <w:abstractNumId w:val="23"/>
+    <w:abstractNumId w:val="24"/>
   </w:num>
   <w:num w:numId="42" w16cid:durableId="207764232">
-    <w:abstractNumId w:val="30"/>
+    <w:abstractNumId w:val="31"/>
   </w:num>
   <w:num w:numId="43" w16cid:durableId="1845316058">
     <w:abstractNumId w:val="1"/>
@@ -9256,34 +10526,34 @@
     <w:abstractNumId w:val="5"/>
   </w:num>
   <w:num w:numId="45" w16cid:durableId="1735202721">
-    <w:abstractNumId w:val="19"/>
+    <w:abstractNumId w:val="20"/>
   </w:num>
   <w:num w:numId="46" w16cid:durableId="1677220933">
     <w:abstractNumId w:val="2"/>
   </w:num>
   <w:num w:numId="47" w16cid:durableId="592279281">
-    <w:abstractNumId w:val="24"/>
+    <w:abstractNumId w:val="25"/>
   </w:num>
   <w:num w:numId="48" w16cid:durableId="1453094155">
-    <w:abstractNumId w:val="38"/>
+    <w:abstractNumId w:val="40"/>
   </w:num>
   <w:num w:numId="49" w16cid:durableId="1531456103">
+    <w:abstractNumId w:val="34"/>
+  </w:num>
+  <w:num w:numId="50" w16cid:durableId="1288857031">
+    <w:abstractNumId w:val="22"/>
+  </w:num>
+  <w:num w:numId="51" w16cid:durableId="1457405101">
+    <w:abstractNumId w:val="39"/>
+  </w:num>
+  <w:num w:numId="52" w16cid:durableId="2008752869">
     <w:abstractNumId w:val="33"/>
   </w:num>
-  <w:num w:numId="50" w16cid:durableId="1288857031">
-    <w:abstractNumId w:val="21"/>
-  </w:num>
-  <w:num w:numId="51" w16cid:durableId="1457405101">
-    <w:abstractNumId w:val="37"/>
-  </w:num>
-  <w:num w:numId="52" w16cid:durableId="2008752869">
-    <w:abstractNumId w:val="32"/>
-  </w:num>
   <w:num w:numId="53" w16cid:durableId="1372537559">
-    <w:abstractNumId w:val="34"/>
+    <w:abstractNumId w:val="36"/>
   </w:num>
   <w:num w:numId="54" w16cid:durableId="1800416511">
-    <w:abstractNumId w:val="36"/>
+    <w:abstractNumId w:val="38"/>
   </w:num>
   <w:num w:numId="55" w16cid:durableId="212664704">
     <w:abstractNumId w:val="15"/>
@@ -9292,13 +10562,19 @@
     <w:abstractNumId w:val="6"/>
   </w:num>
   <w:num w:numId="57" w16cid:durableId="1120421837">
+    <w:abstractNumId w:val="18"/>
+  </w:num>
+  <w:num w:numId="58" w16cid:durableId="1658076168">
+    <w:abstractNumId w:val="28"/>
+  </w:num>
+  <w:num w:numId="59" w16cid:durableId="1770462398">
+    <w:abstractNumId w:val="26"/>
+  </w:num>
+  <w:num w:numId="60" w16cid:durableId="904880295">
     <w:abstractNumId w:val="17"/>
   </w:num>
-  <w:num w:numId="58" w16cid:durableId="1658076168">
-    <w:abstractNumId w:val="27"/>
-  </w:num>
-  <w:num w:numId="59" w16cid:durableId="1770462398">
-    <w:abstractNumId w:val="25"/>
+  <w:num w:numId="61" w16cid:durableId="802578727">
+    <w:abstractNumId w:val="35"/>
   </w:num>
 </w:numbering>
 </file>
@@ -10350,8 +11626,11 @@
     <w:autoRedefine/>
     <w:uiPriority w:val="39"/>
     <w:unhideWhenUsed/>
-    <w:rsid w:val="002B1100"/>
+    <w:rsid w:val="008447B7"/>
     <w:pPr>
+      <w:numPr>
+        <w:numId w:val="61"/>
+      </w:numPr>
       <w:tabs>
         <w:tab w:val="right" w:leader="dot" w:pos="9062"/>
       </w:tabs>
